--- a/dosyalar/yillik-plan/arapca-6-sinif-yillik-plan.docx
+++ b/dosyalar/yillik-plan/arapca-6-sinif-yillik-plan.docx
@@ -1261,27 +1261,27 @@
                 <w:sz w:val="15"/>
                 <w:szCs w:val="15"/>
               </w:rPr>
-              <w:t xml:space="preserve">• Konu: 5. sınıf tekrarı — alfabe, harekeler, selamlaşma ve tanışma kalıpları</w:t>
-            </w:r>
-          </w:p>
-          <w:p>
-            <w:pPr>
-              <w:spacing w:after="30" w:line="230"/>
-              <w:ind w:left="130" w:hanging="130"/>
-              <w:jc w:val="left"/>
-            </w:pPr>
-            <w:r>
-              <w:rPr>
-                <w:rFonts w:ascii="Times New Roman" w:cs="Times New Roman" w:eastAsia="Times New Roman" w:hAnsi="Times New Roman"/>
-                <w:b w:val="false"/>
-                <w:bCs w:val="false"/>
-                <w:i w:val="false"/>
-                <w:iCs w:val="false"/>
-                <w:color w:val="1A1A1A"/>
-                <w:sz w:val="15"/>
-                <w:szCs w:val="15"/>
-              </w:rPr>
-              <w:t xml:space="preserve">• Sözcük: usra, eb, ümm, ah, uht, cedd, cedde</w:t>
+              <w:t xml:space="preserve">• Konu: 5. sınıf tekrarı ve yakın aile bireyleri</w:t>
+            </w:r>
+          </w:p>
+          <w:p>
+            <w:pPr>
+              <w:spacing w:after="30" w:line="230"/>
+              <w:ind w:left="130" w:hanging="130"/>
+              <w:jc w:val="left"/>
+            </w:pPr>
+            <w:r>
+              <w:rPr>
+                <w:rFonts w:ascii="Times New Roman" w:cs="Times New Roman" w:eastAsia="Times New Roman" w:hAnsi="Times New Roman"/>
+                <w:b w:val="false"/>
+                <w:bCs w:val="false"/>
+                <w:i w:val="false"/>
+                <w:iCs w:val="false"/>
+                <w:color w:val="1A1A1A"/>
+                <w:sz w:val="15"/>
+                <w:szCs w:val="15"/>
+              </w:rPr>
+              <w:t xml:space="preserve">• Sözcük: vâlid / vâlide, veled / bint, cedd / cedde</w:t>
             </w:r>
           </w:p>
           <w:p>
@@ -1302,26 +1302,6 @@
                 <w:szCs w:val="15"/>
               </w:rPr>
               <w:t xml:space="preserve">• Sesletim: Şedde, tenvin, med harfleri; şemsî-kamerî harfler</w:t>
-            </w:r>
-          </w:p>
-          <w:p>
-            <w:pPr>
-              <w:spacing w:after="30" w:line="230"/>
-              <w:ind w:left="130" w:hanging="130"/>
-              <w:jc w:val="left"/>
-            </w:pPr>
-            <w:r>
-              <w:rPr>
-                <w:rFonts w:ascii="Times New Roman" w:cs="Times New Roman" w:eastAsia="Times New Roman" w:hAnsi="Times New Roman"/>
-                <w:b w:val="false"/>
-                <w:bCs w:val="false"/>
-                <w:i w:val="false"/>
-                <w:iCs w:val="false"/>
-                <w:color w:val="1A1A1A"/>
-                <w:sz w:val="15"/>
-                <w:szCs w:val="15"/>
-              </w:rPr>
-              <w:t xml:space="preserve">• Dil bilgisi: Basit isim cümlesinin hatırlatılması</w:t>
             </w:r>
           </w:p>
         </w:tc>
@@ -1842,27 +1822,27 @@
                 <w:sz w:val="15"/>
                 <w:szCs w:val="15"/>
               </w:rPr>
-              <w:t xml:space="preserve">• Konu: Yakın akrabalar</w:t>
-            </w:r>
-          </w:p>
-          <w:p>
-            <w:pPr>
-              <w:spacing w:after="30" w:line="230"/>
-              <w:ind w:left="130" w:hanging="130"/>
-              <w:jc w:val="left"/>
-            </w:pPr>
-            <w:r>
-              <w:rPr>
-                <w:rFonts w:ascii="Times New Roman" w:cs="Times New Roman" w:eastAsia="Times New Roman" w:hAnsi="Times New Roman"/>
-                <w:b w:val="false"/>
-                <w:bCs w:val="false"/>
-                <w:i w:val="false"/>
-                <w:iCs w:val="false"/>
-                <w:color w:val="1A1A1A"/>
-                <w:sz w:val="15"/>
-                <w:szCs w:val="15"/>
-              </w:rPr>
-              <w:t xml:space="preserve">• Sözcük: amm, amme, hâl, hâle, ibnü’l-amm, bintü’l-amm, ibnü’l-hâl</w:t>
+              <w:t xml:space="preserve">• Konu: Geniş aile bireyleri</w:t>
+            </w:r>
+          </w:p>
+          <w:p>
+            <w:pPr>
+              <w:spacing w:after="30" w:line="230"/>
+              <w:ind w:left="130" w:hanging="130"/>
+              <w:jc w:val="left"/>
+            </w:pPr>
+            <w:r>
+              <w:rPr>
+                <w:rFonts w:ascii="Times New Roman" w:cs="Times New Roman" w:eastAsia="Times New Roman" w:hAnsi="Times New Roman"/>
+                <w:b w:val="false"/>
+                <w:bCs w:val="false"/>
+                <w:i w:val="false"/>
+                <w:iCs w:val="false"/>
+                <w:color w:val="1A1A1A"/>
+                <w:sz w:val="15"/>
+                <w:szCs w:val="15"/>
+              </w:rPr>
+              <w:t xml:space="preserve">• Sözcük: amm / amme, hâl / hâle, hafîd / hafîde</w:t>
             </w:r>
           </w:p>
           <w:p>
@@ -2423,47 +2403,67 @@
                 <w:sz w:val="15"/>
                 <w:szCs w:val="15"/>
               </w:rPr>
-              <w:t xml:space="preserve">• Konu: Akrabalarımı tanıtan kısa okuma metni</w:t>
-            </w:r>
-          </w:p>
-          <w:p>
-            <w:pPr>
-              <w:spacing w:after="30" w:line="230"/>
-              <w:ind w:left="130" w:hanging="130"/>
-              <w:jc w:val="left"/>
-            </w:pPr>
-            <w:r>
-              <w:rPr>
-                <w:rFonts w:ascii="Times New Roman" w:cs="Times New Roman" w:eastAsia="Times New Roman" w:hAnsi="Times New Roman"/>
-                <w:b w:val="false"/>
-                <w:bCs w:val="false"/>
-                <w:i w:val="false"/>
-                <w:iCs w:val="false"/>
-                <w:color w:val="1A1A1A"/>
-                <w:sz w:val="15"/>
-                <w:szCs w:val="15"/>
-              </w:rPr>
-              <w:t xml:space="preserve">• Okuma: Harekeli kısa metin okuma; görsel-metin eşleştirme</w:t>
-            </w:r>
-          </w:p>
-          <w:p>
-            <w:pPr>
-              <w:spacing w:after="30" w:line="230"/>
-              <w:ind w:left="130" w:hanging="130"/>
-              <w:jc w:val="left"/>
-            </w:pPr>
-            <w:r>
-              <w:rPr>
-                <w:rFonts w:ascii="Times New Roman" w:cs="Times New Roman" w:eastAsia="Times New Roman" w:hAnsi="Times New Roman"/>
-                <w:b w:val="false"/>
-                <w:bCs w:val="false"/>
-                <w:i w:val="false"/>
-                <w:iCs w:val="false"/>
-                <w:color w:val="1A1A1A"/>
-                <w:sz w:val="15"/>
-                <w:szCs w:val="15"/>
-              </w:rPr>
-              <w:t xml:space="preserve">• Sözcük: karîb, ekārib, zâir, ziyâre</w:t>
+              <w:t xml:space="preserve">• Konu: Meslekler (1)</w:t>
+            </w:r>
+          </w:p>
+          <w:p>
+            <w:pPr>
+              <w:spacing w:after="30" w:line="230"/>
+              <w:ind w:left="130" w:hanging="130"/>
+              <w:jc w:val="left"/>
+            </w:pPr>
+            <w:r>
+              <w:rPr>
+                <w:rFonts w:ascii="Times New Roman" w:cs="Times New Roman" w:eastAsia="Times New Roman" w:hAnsi="Times New Roman"/>
+                <w:b w:val="false"/>
+                <w:bCs w:val="false"/>
+                <w:i w:val="false"/>
+                <w:iCs w:val="false"/>
+                <w:color w:val="1A1A1A"/>
+                <w:sz w:val="15"/>
+                <w:szCs w:val="15"/>
+              </w:rPr>
+              <w:t xml:space="preserve">• Sözcük: muallim / muallime, mumarrid / mumarrida, tabbâh / tabbâha</w:t>
+            </w:r>
+          </w:p>
+          <w:p>
+            <w:pPr>
+              <w:spacing w:after="30" w:line="230"/>
+              <w:ind w:left="130" w:hanging="130"/>
+              <w:jc w:val="left"/>
+            </w:pPr>
+            <w:r>
+              <w:rPr>
+                <w:rFonts w:ascii="Times New Roman" w:cs="Times New Roman" w:eastAsia="Times New Roman" w:hAnsi="Times New Roman"/>
+                <w:b w:val="false"/>
+                <w:bCs w:val="false"/>
+                <w:i w:val="false"/>
+                <w:iCs w:val="false"/>
+                <w:color w:val="1A1A1A"/>
+                <w:sz w:val="15"/>
+                <w:szCs w:val="15"/>
+              </w:rPr>
+              <w:t xml:space="preserve">• Dil bilgisi: Meslek adlarında müzekker-müennes çiftleri</w:t>
+            </w:r>
+          </w:p>
+          <w:p>
+            <w:pPr>
+              <w:spacing w:after="30" w:line="230"/>
+              <w:ind w:left="130" w:hanging="130"/>
+              <w:jc w:val="left"/>
+            </w:pPr>
+            <w:r>
+              <w:rPr>
+                <w:rFonts w:ascii="Times New Roman" w:cs="Times New Roman" w:eastAsia="Times New Roman" w:hAnsi="Times New Roman"/>
+                <w:b w:val="false"/>
+                <w:bCs w:val="false"/>
+                <w:i w:val="false"/>
+                <w:iCs w:val="false"/>
+                <w:color w:val="1A1A1A"/>
+                <w:sz w:val="15"/>
+                <w:szCs w:val="15"/>
+              </w:rPr>
+              <w:t xml:space="preserve">• Okuma: Meslek adlarının geçtiği kısa harekeli cümleler</w:t>
             </w:r>
           </w:p>
         </w:tc>
@@ -2984,47 +2984,47 @@
                 <w:sz w:val="15"/>
                 <w:szCs w:val="15"/>
               </w:rPr>
-              <w:t xml:space="preserve">• Konu: Aile ağacı</w:t>
-            </w:r>
-          </w:p>
-          <w:p>
-            <w:pPr>
-              <w:spacing w:after="30" w:line="230"/>
-              <w:ind w:left="130" w:hanging="130"/>
-              <w:jc w:val="left"/>
-            </w:pPr>
-            <w:r>
-              <w:rPr>
-                <w:rFonts w:ascii="Times New Roman" w:cs="Times New Roman" w:eastAsia="Times New Roman" w:hAnsi="Times New Roman"/>
-                <w:b w:val="false"/>
-                <w:bCs w:val="false"/>
-                <w:i w:val="false"/>
-                <w:iCs w:val="false"/>
-                <w:color w:val="1A1A1A"/>
-                <w:sz w:val="15"/>
-                <w:szCs w:val="15"/>
-              </w:rPr>
-              <w:t xml:space="preserve">• Dil bilgisi: İzâfe (isim tamlaması) — “ibnü’l-amm”, “beytü’l-cedd”</w:t>
-            </w:r>
-          </w:p>
-          <w:p>
-            <w:pPr>
-              <w:spacing w:after="30" w:line="230"/>
-              <w:ind w:left="130" w:hanging="130"/>
-              <w:jc w:val="left"/>
-            </w:pPr>
-            <w:r>
-              <w:rPr>
-                <w:rFonts w:ascii="Times New Roman" w:cs="Times New Roman" w:eastAsia="Times New Roman" w:hAnsi="Times New Roman"/>
-                <w:b w:val="false"/>
-                <w:bCs w:val="false"/>
-                <w:i w:val="false"/>
-                <w:iCs w:val="false"/>
-                <w:color w:val="1A1A1A"/>
-                <w:sz w:val="15"/>
-                <w:szCs w:val="15"/>
-              </w:rPr>
-              <w:t xml:space="preserve">• Sözcük: Akraba adlarının izâfe yapısıyla kullanımı</w:t>
+              <w:t xml:space="preserve">• Konu: Meslekler (2)</w:t>
+            </w:r>
+          </w:p>
+          <w:p>
+            <w:pPr>
+              <w:spacing w:after="30" w:line="230"/>
+              <w:ind w:left="130" w:hanging="130"/>
+              <w:jc w:val="left"/>
+            </w:pPr>
+            <w:r>
+              <w:rPr>
+                <w:rFonts w:ascii="Times New Roman" w:cs="Times New Roman" w:eastAsia="Times New Roman" w:hAnsi="Times New Roman"/>
+                <w:b w:val="false"/>
+                <w:bCs w:val="false"/>
+                <w:i w:val="false"/>
+                <w:iCs w:val="false"/>
+                <w:color w:val="1A1A1A"/>
+                <w:sz w:val="15"/>
+                <w:szCs w:val="15"/>
+              </w:rPr>
+              <w:t xml:space="preserve">• Sözcük: sâik / sâika, fellâh / fellâha, baytarî / baytariyye</w:t>
+            </w:r>
+          </w:p>
+          <w:p>
+            <w:pPr>
+              <w:spacing w:after="30" w:line="230"/>
+              <w:ind w:left="130" w:hanging="130"/>
+              <w:jc w:val="left"/>
+            </w:pPr>
+            <w:r>
+              <w:rPr>
+                <w:rFonts w:ascii="Times New Roman" w:cs="Times New Roman" w:eastAsia="Times New Roman" w:hAnsi="Times New Roman"/>
+                <w:b w:val="false"/>
+                <w:bCs w:val="false"/>
+                <w:i w:val="false"/>
+                <w:iCs w:val="false"/>
+                <w:color w:val="1A1A1A"/>
+                <w:sz w:val="15"/>
+                <w:szCs w:val="15"/>
+              </w:rPr>
+              <w:t xml:space="preserve">• Okuma: Akrabalarının mesleklerini tanıtan kısa harekeli metin</w:t>
             </w:r>
           </w:p>
         </w:tc>
@@ -3545,47 +3545,47 @@
                 <w:sz w:val="15"/>
                 <w:szCs w:val="15"/>
               </w:rPr>
-              <w:t xml:space="preserve">• Konu: Kime ait?</w:t>
-            </w:r>
-          </w:p>
-          <w:p>
-            <w:pPr>
-              <w:spacing w:after="30" w:line="230"/>
-              <w:ind w:left="130" w:hanging="130"/>
-              <w:jc w:val="left"/>
-            </w:pPr>
-            <w:r>
-              <w:rPr>
-                <w:rFonts w:ascii="Times New Roman" w:cs="Times New Roman" w:eastAsia="Times New Roman" w:hAnsi="Times New Roman"/>
-                <w:b w:val="false"/>
-                <w:bCs w:val="false"/>
-                <w:i w:val="false"/>
-                <w:iCs w:val="false"/>
-                <w:color w:val="1A1A1A"/>
-                <w:sz w:val="15"/>
-                <w:szCs w:val="15"/>
-              </w:rPr>
-              <w:t xml:space="preserve">• Dil bilgisi: Muttasıl zamirlerin genişletilmesi — “-nâ, -küm, -hüm, -hünne”</w:t>
-            </w:r>
-          </w:p>
-          <w:p>
-            <w:pPr>
-              <w:spacing w:after="30" w:line="230"/>
-              <w:ind w:left="130" w:hanging="130"/>
-              <w:jc w:val="left"/>
-            </w:pPr>
-            <w:r>
-              <w:rPr>
-                <w:rFonts w:ascii="Times New Roman" w:cs="Times New Roman" w:eastAsia="Times New Roman" w:hAnsi="Times New Roman"/>
-                <w:b w:val="false"/>
-                <w:bCs w:val="false"/>
-                <w:i w:val="false"/>
-                <w:iCs w:val="false"/>
-                <w:color w:val="1A1A1A"/>
-                <w:sz w:val="15"/>
-                <w:szCs w:val="15"/>
-              </w:rPr>
-              <w:t xml:space="preserve">• Sözcük: usratî, usratünâ, ekāribünâ</w:t>
+              <w:t xml:space="preserve">• Konu: Meslekler (3)</w:t>
+            </w:r>
+          </w:p>
+          <w:p>
+            <w:pPr>
+              <w:spacing w:after="30" w:line="230"/>
+              <w:ind w:left="130" w:hanging="130"/>
+              <w:jc w:val="left"/>
+            </w:pPr>
+            <w:r>
+              <w:rPr>
+                <w:rFonts w:ascii="Times New Roman" w:cs="Times New Roman" w:eastAsia="Times New Roman" w:hAnsi="Times New Roman"/>
+                <w:b w:val="false"/>
+                <w:bCs w:val="false"/>
+                <w:i w:val="false"/>
+                <w:iCs w:val="false"/>
+                <w:color w:val="1A1A1A"/>
+                <w:sz w:val="15"/>
+                <w:szCs w:val="15"/>
+              </w:rPr>
+              <w:t xml:space="preserve">• Sözcük: muhâmî / muhâmiye, şurtî / şurtiyye, dâbit / dâbita</w:t>
+            </w:r>
+          </w:p>
+          <w:p>
+            <w:pPr>
+              <w:spacing w:after="30" w:line="230"/>
+              <w:ind w:left="130" w:hanging="130"/>
+              <w:jc w:val="left"/>
+            </w:pPr>
+            <w:r>
+              <w:rPr>
+                <w:rFonts w:ascii="Times New Roman" w:cs="Times New Roman" w:eastAsia="Times New Roman" w:hAnsi="Times New Roman"/>
+                <w:b w:val="false"/>
+                <w:bCs w:val="false"/>
+                <w:i w:val="false"/>
+                <w:iCs w:val="false"/>
+                <w:color w:val="1A1A1A"/>
+                <w:sz w:val="15"/>
+                <w:szCs w:val="15"/>
+              </w:rPr>
+              <w:t xml:space="preserve">• Dil bilgisi: Belirlilik takısı “el-” ve meslek adlarıyla kullanımı</w:t>
             </w:r>
           </w:p>
         </w:tc>
@@ -4106,47 +4106,47 @@
                 <w:sz w:val="15"/>
                 <w:szCs w:val="15"/>
               </w:rPr>
-              <w:t xml:space="preserve">• Konu: Akrabalarımı tanıtıyorum</w:t>
-            </w:r>
-          </w:p>
-          <w:p>
-            <w:pPr>
-              <w:spacing w:after="30" w:line="230"/>
-              <w:ind w:left="130" w:hanging="130"/>
-              <w:jc w:val="left"/>
-            </w:pPr>
-            <w:r>
-              <w:rPr>
-                <w:rFonts w:ascii="Times New Roman" w:cs="Times New Roman" w:eastAsia="Times New Roman" w:hAnsi="Times New Roman"/>
-                <w:b w:val="false"/>
-                <w:bCs w:val="false"/>
-                <w:i w:val="false"/>
-                <w:iCs w:val="false"/>
-                <w:color w:val="1A1A1A"/>
-                <w:sz w:val="15"/>
-                <w:szCs w:val="15"/>
-              </w:rPr>
-              <w:t xml:space="preserve">• Dil bilgisi: “hâzâ ammî, hüve tâcir” kalıbı; müzekker-müennes uyumu</w:t>
-            </w:r>
-          </w:p>
-          <w:p>
-            <w:pPr>
-              <w:spacing w:after="30" w:line="230"/>
-              <w:ind w:left="130" w:hanging="130"/>
-              <w:jc w:val="left"/>
-            </w:pPr>
-            <w:r>
-              <w:rPr>
-                <w:rFonts w:ascii="Times New Roman" w:cs="Times New Roman" w:eastAsia="Times New Roman" w:hAnsi="Times New Roman"/>
-                <w:b w:val="false"/>
-                <w:bCs w:val="false"/>
-                <w:i w:val="false"/>
-                <w:iCs w:val="false"/>
-                <w:color w:val="1A1A1A"/>
-                <w:sz w:val="15"/>
-                <w:szCs w:val="15"/>
-              </w:rPr>
-              <w:t xml:space="preserve">• Sözcük: kebîr, sağîr, tayyib, kerîm</w:t>
+              <w:t xml:space="preserve">• Konu: Mesleğini soruyorum</w:t>
+            </w:r>
+          </w:p>
+          <w:p>
+            <w:pPr>
+              <w:spacing w:after="30" w:line="230"/>
+              <w:ind w:left="130" w:hanging="130"/>
+              <w:jc w:val="left"/>
+            </w:pPr>
+            <w:r>
+              <w:rPr>
+                <w:rFonts w:ascii="Times New Roman" w:cs="Times New Roman" w:eastAsia="Times New Roman" w:hAnsi="Times New Roman"/>
+                <w:b w:val="false"/>
+                <w:bCs w:val="false"/>
+                <w:i w:val="false"/>
+                <w:iCs w:val="false"/>
+                <w:color w:val="1A1A1A"/>
+                <w:sz w:val="15"/>
+                <w:szCs w:val="15"/>
+              </w:rPr>
+              <w:t xml:space="preserve">• Dil bilgisi: “mâ mihnetühû? / mâ mihnetühâ? / mâ mihnetüke?”</w:t>
+            </w:r>
+          </w:p>
+          <w:p>
+            <w:pPr>
+              <w:spacing w:after="30" w:line="230"/>
+              <w:ind w:left="130" w:hanging="130"/>
+              <w:jc w:val="left"/>
+            </w:pPr>
+            <w:r>
+              <w:rPr>
+                <w:rFonts w:ascii="Times New Roman" w:cs="Times New Roman" w:eastAsia="Times New Roman" w:hAnsi="Times New Roman"/>
+                <w:b w:val="false"/>
+                <w:bCs w:val="false"/>
+                <w:i w:val="false"/>
+                <w:iCs w:val="false"/>
+                <w:color w:val="1A1A1A"/>
+                <w:sz w:val="15"/>
+                <w:szCs w:val="15"/>
+              </w:rPr>
+              <w:t xml:space="preserve">• Sözcük: “ya‘melü / ta‘melü fî…” kalıbı</w:t>
             </w:r>
           </w:p>
         </w:tc>
@@ -4687,47 +4687,47 @@
                 <w:sz w:val="15"/>
                 <w:szCs w:val="15"/>
               </w:rPr>
-              <w:t xml:space="preserve">• Konu: Akraba ziyareti diyaloğu</w:t>
-            </w:r>
-          </w:p>
-          <w:p>
-            <w:pPr>
-              <w:spacing w:after="30" w:line="230"/>
-              <w:ind w:left="130" w:hanging="130"/>
-              <w:jc w:val="left"/>
-            </w:pPr>
-            <w:r>
-              <w:rPr>
-                <w:rFonts w:ascii="Times New Roman" w:cs="Times New Roman" w:eastAsia="Times New Roman" w:hAnsi="Times New Roman"/>
-                <w:b w:val="false"/>
-                <w:bCs w:val="false"/>
-                <w:i w:val="false"/>
-                <w:iCs w:val="false"/>
-                <w:color w:val="1A1A1A"/>
-                <w:sz w:val="15"/>
-                <w:szCs w:val="15"/>
-              </w:rPr>
-              <w:t xml:space="preserve">• Dil bilgisi: “eyne yesküne…?” ; ülke ve şehir adlarıyla “fî”</w:t>
-            </w:r>
-          </w:p>
-          <w:p>
-            <w:pPr>
-              <w:spacing w:after="30" w:line="230"/>
-              <w:ind w:left="130" w:hanging="130"/>
-              <w:jc w:val="left"/>
-            </w:pPr>
-            <w:r>
-              <w:rPr>
-                <w:rFonts w:ascii="Times New Roman" w:cs="Times New Roman" w:eastAsia="Times New Roman" w:hAnsi="Times New Roman"/>
-                <w:b w:val="false"/>
-                <w:bCs w:val="false"/>
-                <w:i w:val="false"/>
-                <w:iCs w:val="false"/>
-                <w:color w:val="1A1A1A"/>
-                <w:sz w:val="15"/>
-                <w:szCs w:val="15"/>
-              </w:rPr>
-              <w:t xml:space="preserve">• Değer: Sıla-i rahim; büyüklere saygı</w:t>
+              <w:t xml:space="preserve">• Konu: Nerede çalışıyor?</w:t>
+            </w:r>
+          </w:p>
+          <w:p>
+            <w:pPr>
+              <w:spacing w:after="30" w:line="230"/>
+              <w:ind w:left="130" w:hanging="130"/>
+              <w:jc w:val="left"/>
+            </w:pPr>
+            <w:r>
+              <w:rPr>
+                <w:rFonts w:ascii="Times New Roman" w:cs="Times New Roman" w:eastAsia="Times New Roman" w:hAnsi="Times New Roman"/>
+                <w:b w:val="false"/>
+                <w:bCs w:val="false"/>
+                <w:i w:val="false"/>
+                <w:iCs w:val="false"/>
+                <w:color w:val="1A1A1A"/>
+                <w:sz w:val="15"/>
+                <w:szCs w:val="15"/>
+              </w:rPr>
+              <w:t xml:space="preserve">• Dil bilgisi: “eyne ya‘melü / ta‘melü?” ve olumsuzu “lâ ya‘melü fî…”</w:t>
+            </w:r>
+          </w:p>
+          <w:p>
+            <w:pPr>
+              <w:spacing w:after="30" w:line="230"/>
+              <w:ind w:left="130" w:hanging="130"/>
+              <w:jc w:val="left"/>
+            </w:pPr>
+            <w:r>
+              <w:rPr>
+                <w:rFonts w:ascii="Times New Roman" w:cs="Times New Roman" w:eastAsia="Times New Roman" w:hAnsi="Times New Roman"/>
+                <w:b w:val="false"/>
+                <w:bCs w:val="false"/>
+                <w:i w:val="false"/>
+                <w:iCs w:val="false"/>
+                <w:color w:val="1A1A1A"/>
+                <w:sz w:val="15"/>
+                <w:szCs w:val="15"/>
+              </w:rPr>
+              <w:t xml:space="preserve">• Sözcük: “fi’l-amel” ifadesi</w:t>
             </w:r>
           </w:p>
         </w:tc>
@@ -5287,47 +5287,67 @@
                 <w:sz w:val="15"/>
                 <w:szCs w:val="15"/>
               </w:rPr>
-              <w:t xml:space="preserve">• Konu: Akrabalarımı yazıyorum</w:t>
-            </w:r>
-          </w:p>
-          <w:p>
-            <w:pPr>
-              <w:spacing w:after="30" w:line="230"/>
-              <w:ind w:left="130" w:hanging="130"/>
-              <w:jc w:val="left"/>
-            </w:pPr>
-            <w:r>
-              <w:rPr>
-                <w:rFonts w:ascii="Times New Roman" w:cs="Times New Roman" w:eastAsia="Times New Roman" w:hAnsi="Times New Roman"/>
-                <w:b w:val="false"/>
-                <w:bCs w:val="false"/>
-                <w:i w:val="false"/>
-                <w:iCs w:val="false"/>
-                <w:color w:val="1A1A1A"/>
-                <w:sz w:val="15"/>
-                <w:szCs w:val="15"/>
-              </w:rPr>
-              <w:t xml:space="preserve">• Yazma: Model cümleleri kopyalama; aile ağacı şeması hazırlama</w:t>
-            </w:r>
-          </w:p>
-          <w:p>
-            <w:pPr>
-              <w:spacing w:after="30" w:line="230"/>
-              <w:ind w:left="130" w:hanging="130"/>
-              <w:jc w:val="left"/>
-            </w:pPr>
-            <w:r>
-              <w:rPr>
-                <w:rFonts w:ascii="Times New Roman" w:cs="Times New Roman" w:eastAsia="Times New Roman" w:hAnsi="Times New Roman"/>
-                <w:b w:val="false"/>
-                <w:bCs w:val="false"/>
-                <w:i w:val="false"/>
-                <w:iCs w:val="false"/>
-                <w:color w:val="1A1A1A"/>
-                <w:sz w:val="15"/>
-                <w:szCs w:val="15"/>
-              </w:rPr>
-              <w:t xml:space="preserve">• Sözcük: Ünite sözcüklerinin yazımı</w:t>
+              <w:t xml:space="preserve">• Konu: Akrabalarımı tanıtıyorum</w:t>
+            </w:r>
+          </w:p>
+          <w:p>
+            <w:pPr>
+              <w:spacing w:after="30" w:line="230"/>
+              <w:ind w:left="130" w:hanging="130"/>
+              <w:jc w:val="left"/>
+            </w:pPr>
+            <w:r>
+              <w:rPr>
+                <w:rFonts w:ascii="Times New Roman" w:cs="Times New Roman" w:eastAsia="Times New Roman" w:hAnsi="Times New Roman"/>
+                <w:b w:val="false"/>
+                <w:bCs w:val="false"/>
+                <w:i w:val="false"/>
+                <w:iCs w:val="false"/>
+                <w:color w:val="1A1A1A"/>
+                <w:sz w:val="15"/>
+                <w:szCs w:val="15"/>
+              </w:rPr>
+              <w:t xml:space="preserve">• Sözcük: mâhir / mâhira, neşît / neşîta</w:t>
+            </w:r>
+          </w:p>
+          <w:p>
+            <w:pPr>
+              <w:spacing w:after="30" w:line="230"/>
+              <w:ind w:left="130" w:hanging="130"/>
+              <w:jc w:val="left"/>
+            </w:pPr>
+            <w:r>
+              <w:rPr>
+                <w:rFonts w:ascii="Times New Roman" w:cs="Times New Roman" w:eastAsia="Times New Roman" w:hAnsi="Times New Roman"/>
+                <w:b w:val="false"/>
+                <w:bCs w:val="false"/>
+                <w:i w:val="false"/>
+                <w:iCs w:val="false"/>
+                <w:color w:val="1A1A1A"/>
+                <w:sz w:val="15"/>
+                <w:szCs w:val="15"/>
+              </w:rPr>
+              <w:t xml:space="preserve">• Dil bilgisi: “kem…?” ile sayı sorma; sıfatta müzekker-müennes uyumu</w:t>
+            </w:r>
+          </w:p>
+          <w:p>
+            <w:pPr>
+              <w:spacing w:after="30" w:line="230"/>
+              <w:ind w:left="130" w:hanging="130"/>
+              <w:jc w:val="left"/>
+            </w:pPr>
+            <w:r>
+              <w:rPr>
+                <w:rFonts w:ascii="Times New Roman" w:cs="Times New Roman" w:eastAsia="Times New Roman" w:hAnsi="Times New Roman"/>
+                <w:b w:val="false"/>
+                <w:bCs w:val="false"/>
+                <w:i w:val="false"/>
+                <w:iCs w:val="false"/>
+                <w:color w:val="1A1A1A"/>
+                <w:sz w:val="15"/>
+                <w:szCs w:val="15"/>
+              </w:rPr>
+              <w:t xml:space="preserve">• Yazma: Akrabamı ve mesleğini tanıtan iki-üç cümle</w:t>
             </w:r>
           </w:p>
         </w:tc>
@@ -6524,47 +6544,47 @@
                 <w:sz w:val="15"/>
                 <w:szCs w:val="15"/>
               </w:rPr>
-              <w:t xml:space="preserve">• Konu: Okulumuz ve bölümleri</w:t>
-            </w:r>
-          </w:p>
-          <w:p>
-            <w:pPr>
-              <w:spacing w:after="30" w:line="230"/>
-              <w:ind w:left="130" w:hanging="130"/>
-              <w:jc w:val="left"/>
-            </w:pPr>
-            <w:r>
-              <w:rPr>
-                <w:rFonts w:ascii="Times New Roman" w:cs="Times New Roman" w:eastAsia="Times New Roman" w:hAnsi="Times New Roman"/>
-                <w:b w:val="false"/>
-                <w:bCs w:val="false"/>
-                <w:i w:val="false"/>
-                <w:iCs w:val="false"/>
-                <w:color w:val="1A1A1A"/>
-                <w:sz w:val="15"/>
-                <w:szCs w:val="15"/>
-              </w:rPr>
-              <w:t xml:space="preserve">• Sözcük: medrese, saff, mektebe, mel‘ab, mahtabar, idâre, makhâ, mirfak</w:t>
-            </w:r>
-          </w:p>
-          <w:p>
-            <w:pPr>
-              <w:spacing w:after="30" w:line="230"/>
-              <w:ind w:left="130" w:hanging="130"/>
-              <w:jc w:val="left"/>
-            </w:pPr>
-            <w:r>
-              <w:rPr>
-                <w:rFonts w:ascii="Times New Roman" w:cs="Times New Roman" w:eastAsia="Times New Roman" w:hAnsi="Times New Roman"/>
-                <w:b w:val="false"/>
-                <w:bCs w:val="false"/>
-                <w:i w:val="false"/>
-                <w:iCs w:val="false"/>
-                <w:color w:val="1A1A1A"/>
-                <w:sz w:val="15"/>
-                <w:szCs w:val="15"/>
-              </w:rPr>
-              <w:t xml:space="preserve">• Dil bilgisi: “fî’l-medrese” yapısı</w:t>
+              <w:t xml:space="preserve">• Konu: Okulun bölümleri (1)</w:t>
+            </w:r>
+          </w:p>
+          <w:p>
+            <w:pPr>
+              <w:spacing w:after="30" w:line="230"/>
+              <w:ind w:left="130" w:hanging="130"/>
+              <w:jc w:val="left"/>
+            </w:pPr>
+            <w:r>
+              <w:rPr>
+                <w:rFonts w:ascii="Times New Roman" w:cs="Times New Roman" w:eastAsia="Times New Roman" w:hAnsi="Times New Roman"/>
+                <w:b w:val="false"/>
+                <w:bCs w:val="false"/>
+                <w:i w:val="false"/>
+                <w:iCs w:val="false"/>
+                <w:color w:val="1A1A1A"/>
+                <w:sz w:val="15"/>
+                <w:szCs w:val="15"/>
+              </w:rPr>
+              <w:t xml:space="preserve">• Sözcük: mektebe, muhtebar, maksif</w:t>
+            </w:r>
+          </w:p>
+          <w:p>
+            <w:pPr>
+              <w:spacing w:after="30" w:line="230"/>
+              <w:ind w:left="130" w:hanging="130"/>
+              <w:jc w:val="left"/>
+            </w:pPr>
+            <w:r>
+              <w:rPr>
+                <w:rFonts w:ascii="Times New Roman" w:cs="Times New Roman" w:eastAsia="Times New Roman" w:hAnsi="Times New Roman"/>
+                <w:b w:val="false"/>
+                <w:bCs w:val="false"/>
+                <w:i w:val="false"/>
+                <w:iCs w:val="false"/>
+                <w:color w:val="1A1A1A"/>
+                <w:sz w:val="15"/>
+                <w:szCs w:val="15"/>
+              </w:rPr>
+              <w:t xml:space="preserve">• Dil bilgisi: “fi’l-medrese” yapısı</w:t>
             </w:r>
           </w:p>
         </w:tc>
@@ -7105,47 +7125,47 @@
                 <w:sz w:val="15"/>
                 <w:szCs w:val="15"/>
               </w:rPr>
-              <w:t xml:space="preserve">• Konu: Ders adları</w:t>
-            </w:r>
-          </w:p>
-          <w:p>
-            <w:pPr>
-              <w:spacing w:after="30" w:line="230"/>
-              <w:ind w:left="130" w:hanging="130"/>
-              <w:jc w:val="left"/>
-            </w:pPr>
-            <w:r>
-              <w:rPr>
-                <w:rFonts w:ascii="Times New Roman" w:cs="Times New Roman" w:eastAsia="Times New Roman" w:hAnsi="Times New Roman"/>
-                <w:b w:val="false"/>
-                <w:bCs w:val="false"/>
-                <w:i w:val="false"/>
-                <w:iCs w:val="false"/>
-                <w:color w:val="1A1A1A"/>
-                <w:sz w:val="15"/>
-                <w:szCs w:val="15"/>
-              </w:rPr>
-              <w:t xml:space="preserve">• Sözcük: er-riyâdiyyât, el-ulûm, el-luğatü’l-Arabiyye, et-târîh, el-coğrâfiyâ, et-terbiyetü’d-dîniyye, er-riyâda</w:t>
-            </w:r>
-          </w:p>
-          <w:p>
-            <w:pPr>
-              <w:spacing w:after="30" w:line="230"/>
-              <w:ind w:left="130" w:hanging="130"/>
-              <w:jc w:val="left"/>
-            </w:pPr>
-            <w:r>
-              <w:rPr>
-                <w:rFonts w:ascii="Times New Roman" w:cs="Times New Roman" w:eastAsia="Times New Roman" w:hAnsi="Times New Roman"/>
-                <w:b w:val="false"/>
-                <w:bCs w:val="false"/>
-                <w:i w:val="false"/>
-                <w:iCs w:val="false"/>
-                <w:color w:val="1A1A1A"/>
-                <w:sz w:val="15"/>
-                <w:szCs w:val="15"/>
-              </w:rPr>
-              <w:t xml:space="preserve">• Dil bilgisi: “mâ dersüke’l-müfaddal?”</w:t>
+              <w:t xml:space="preserve">• Konu: Okulun bölümleri (2)</w:t>
+            </w:r>
+          </w:p>
+          <w:p>
+            <w:pPr>
+              <w:spacing w:after="30" w:line="230"/>
+              <w:ind w:left="130" w:hanging="130"/>
+              <w:jc w:val="left"/>
+            </w:pPr>
+            <w:r>
+              <w:rPr>
+                <w:rFonts w:ascii="Times New Roman" w:cs="Times New Roman" w:eastAsia="Times New Roman" w:hAnsi="Times New Roman"/>
+                <w:b w:val="false"/>
+                <w:bCs w:val="false"/>
+                <w:i w:val="false"/>
+                <w:iCs w:val="false"/>
+                <w:color w:val="1A1A1A"/>
+                <w:sz w:val="15"/>
+                <w:szCs w:val="15"/>
+              </w:rPr>
+              <w:t xml:space="preserve">• Sözcük: finâü’l-medrese, mescid, gurfetü’l-mudîr, gurfetü’l-muallimîn</w:t>
+            </w:r>
+          </w:p>
+          <w:p>
+            <w:pPr>
+              <w:spacing w:after="30" w:line="230"/>
+              <w:ind w:left="130" w:hanging="130"/>
+              <w:jc w:val="left"/>
+            </w:pPr>
+            <w:r>
+              <w:rPr>
+                <w:rFonts w:ascii="Times New Roman" w:cs="Times New Roman" w:eastAsia="Times New Roman" w:hAnsi="Times New Roman"/>
+                <w:b w:val="false"/>
+                <w:bCs w:val="false"/>
+                <w:i w:val="false"/>
+                <w:iCs w:val="false"/>
+                <w:color w:val="1A1A1A"/>
+                <w:sz w:val="15"/>
+                <w:szCs w:val="15"/>
+              </w:rPr>
+              <w:t xml:space="preserve">• Okuma: Okul krokisini ve bölüm adlarını okuma</w:t>
             </w:r>
           </w:p>
         </w:tc>
@@ -7666,47 +7686,67 @@
                 <w:sz w:val="15"/>
                 <w:szCs w:val="15"/>
               </w:rPr>
-              <w:t xml:space="preserve">• Konu: Haftanın günleri ve ders programı</w:t>
-            </w:r>
-          </w:p>
-          <w:p>
-            <w:pPr>
-              <w:spacing w:after="30" w:line="230"/>
-              <w:ind w:left="130" w:hanging="130"/>
-              <w:jc w:val="left"/>
-            </w:pPr>
-            <w:r>
-              <w:rPr>
-                <w:rFonts w:ascii="Times New Roman" w:cs="Times New Roman" w:eastAsia="Times New Roman" w:hAnsi="Times New Roman"/>
-                <w:b w:val="false"/>
-                <w:bCs w:val="false"/>
-                <w:i w:val="false"/>
-                <w:iCs w:val="false"/>
-                <w:color w:val="1A1A1A"/>
-                <w:sz w:val="15"/>
-                <w:szCs w:val="15"/>
-              </w:rPr>
-              <w:t xml:space="preserve">• Sözcük: el-ahad, el-isneyn, es-sülâsâ, el-erbiâ, el-hamîs, el-cum‘a, es-sebt</w:t>
-            </w:r>
-          </w:p>
-          <w:p>
-            <w:pPr>
-              <w:spacing w:after="30" w:line="230"/>
-              <w:ind w:left="130" w:hanging="130"/>
-              <w:jc w:val="left"/>
-            </w:pPr>
-            <w:r>
-              <w:rPr>
-                <w:rFonts w:ascii="Times New Roman" w:cs="Times New Roman" w:eastAsia="Times New Roman" w:hAnsi="Times New Roman"/>
-                <w:b w:val="false"/>
-                <w:bCs w:val="false"/>
-                <w:i w:val="false"/>
-                <w:iCs w:val="false"/>
-                <w:color w:val="1A1A1A"/>
-                <w:sz w:val="15"/>
-                <w:szCs w:val="15"/>
-              </w:rPr>
-              <w:t xml:space="preserve">• Okuma: Ders programı tablosunu okuma</w:t>
+              <w:t xml:space="preserve">• Konu: Okulda bulunan eşyalar</w:t>
+            </w:r>
+          </w:p>
+          <w:p>
+            <w:pPr>
+              <w:spacing w:after="30" w:line="230"/>
+              <w:ind w:left="130" w:hanging="130"/>
+              <w:jc w:val="left"/>
+            </w:pPr>
+            <w:r>
+              <w:rPr>
+                <w:rFonts w:ascii="Times New Roman" w:cs="Times New Roman" w:eastAsia="Times New Roman" w:hAnsi="Times New Roman"/>
+                <w:b w:val="false"/>
+                <w:bCs w:val="false"/>
+                <w:i w:val="false"/>
+                <w:iCs w:val="false"/>
+                <w:color w:val="1A1A1A"/>
+                <w:sz w:val="15"/>
+                <w:szCs w:val="15"/>
+              </w:rPr>
+              <w:t xml:space="preserve">• Sözcük: harîta, mak‘ad, sebbûra zekiyye, sâa, hâsûb</w:t>
+            </w:r>
+          </w:p>
+          <w:p>
+            <w:pPr>
+              <w:spacing w:after="30" w:line="230"/>
+              <w:ind w:left="130" w:hanging="130"/>
+              <w:jc w:val="left"/>
+            </w:pPr>
+            <w:r>
+              <w:rPr>
+                <w:rFonts w:ascii="Times New Roman" w:cs="Times New Roman" w:eastAsia="Times New Roman" w:hAnsi="Times New Roman"/>
+                <w:b w:val="false"/>
+                <w:bCs w:val="false"/>
+                <w:i w:val="false"/>
+                <w:iCs w:val="false"/>
+                <w:color w:val="1A1A1A"/>
+                <w:sz w:val="15"/>
+                <w:szCs w:val="15"/>
+              </w:rPr>
+              <w:t xml:space="preserve">• Dil bilgisi: “mâzâ yûcedü / tûcedü fî…?”</w:t>
+            </w:r>
+          </w:p>
+          <w:p>
+            <w:pPr>
+              <w:spacing w:after="30" w:line="230"/>
+              <w:ind w:left="130" w:hanging="130"/>
+              <w:jc w:val="left"/>
+            </w:pPr>
+            <w:r>
+              <w:rPr>
+                <w:rFonts w:ascii="Times New Roman" w:cs="Times New Roman" w:eastAsia="Times New Roman" w:hAnsi="Times New Roman"/>
+                <w:b w:val="false"/>
+                <w:bCs w:val="false"/>
+                <w:i w:val="false"/>
+                <w:iCs w:val="false"/>
+                <w:color w:val="1A1A1A"/>
+                <w:sz w:val="15"/>
+                <w:szCs w:val="15"/>
+              </w:rPr>
+              <w:t xml:space="preserve">• Okuma: Sınıf krokisindeki eşya adlarını okuma</w:t>
             </w:r>
           </w:p>
         </w:tc>
@@ -8227,47 +8267,67 @@
                 <w:sz w:val="15"/>
                 <w:szCs w:val="15"/>
               </w:rPr>
-              <w:t xml:space="preserve">• Konu: Okul günüm</w:t>
-            </w:r>
-          </w:p>
-          <w:p>
-            <w:pPr>
-              <w:spacing w:after="30" w:line="230"/>
-              <w:ind w:left="130" w:hanging="130"/>
-              <w:jc w:val="left"/>
-            </w:pPr>
-            <w:r>
-              <w:rPr>
-                <w:rFonts w:ascii="Times New Roman" w:cs="Times New Roman" w:eastAsia="Times New Roman" w:hAnsi="Times New Roman"/>
-                <w:b w:val="false"/>
-                <w:bCs w:val="false"/>
-                <w:i w:val="false"/>
-                <w:iCs w:val="false"/>
-                <w:color w:val="1A1A1A"/>
-                <w:sz w:val="15"/>
-                <w:szCs w:val="15"/>
-              </w:rPr>
-              <w:t xml:space="preserve">• Dil bilgisi: Fiil cümlesine giriş — muzâri fiil “ezhebü, edrusü, ektübü, akra’u”</w:t>
-            </w:r>
-          </w:p>
-          <w:p>
-            <w:pPr>
-              <w:spacing w:after="30" w:line="230"/>
-              <w:ind w:left="130" w:hanging="130"/>
-              <w:jc w:val="left"/>
-            </w:pPr>
-            <w:r>
-              <w:rPr>
-                <w:rFonts w:ascii="Times New Roman" w:cs="Times New Roman" w:eastAsia="Times New Roman" w:hAnsi="Times New Roman"/>
-                <w:b w:val="false"/>
-                <w:bCs w:val="false"/>
-                <w:i w:val="false"/>
-                <w:iCs w:val="false"/>
-                <w:color w:val="1A1A1A"/>
-                <w:sz w:val="15"/>
-                <w:szCs w:val="15"/>
-              </w:rPr>
-              <w:t xml:space="preserve">• Sözcük: sabâhan, mesâen, yevmiyyen</w:t>
+              <w:t xml:space="preserve">• Konu: Sıra sayıları (1-5)</w:t>
+            </w:r>
+          </w:p>
+          <w:p>
+            <w:pPr>
+              <w:spacing w:after="30" w:line="230"/>
+              <w:ind w:left="130" w:hanging="130"/>
+              <w:jc w:val="left"/>
+            </w:pPr>
+            <w:r>
+              <w:rPr>
+                <w:rFonts w:ascii="Times New Roman" w:cs="Times New Roman" w:eastAsia="Times New Roman" w:hAnsi="Times New Roman"/>
+                <w:b w:val="false"/>
+                <w:bCs w:val="false"/>
+                <w:i w:val="false"/>
+                <w:iCs w:val="false"/>
+                <w:color w:val="1A1A1A"/>
+                <w:sz w:val="15"/>
+                <w:szCs w:val="15"/>
+              </w:rPr>
+              <w:t xml:space="preserve">• Sözcük: el-evvel, es-sânî, es-sâlis, er-râbi‘, el-hâmis</w:t>
+            </w:r>
+          </w:p>
+          <w:p>
+            <w:pPr>
+              <w:spacing w:after="30" w:line="230"/>
+              <w:ind w:left="130" w:hanging="130"/>
+              <w:jc w:val="left"/>
+            </w:pPr>
+            <w:r>
+              <w:rPr>
+                <w:rFonts w:ascii="Times New Roman" w:cs="Times New Roman" w:eastAsia="Times New Roman" w:hAnsi="Times New Roman"/>
+                <w:b w:val="false"/>
+                <w:bCs w:val="false"/>
+                <w:i w:val="false"/>
+                <w:iCs w:val="false"/>
+                <w:color w:val="1A1A1A"/>
+                <w:sz w:val="15"/>
+                <w:szCs w:val="15"/>
+              </w:rPr>
+              <w:t xml:space="preserve">• Dil bilgisi: “et-tâbiku’l-evvel” yapısı</w:t>
+            </w:r>
+          </w:p>
+          <w:p>
+            <w:pPr>
+              <w:spacing w:after="30" w:line="230"/>
+              <w:ind w:left="130" w:hanging="130"/>
+              <w:jc w:val="left"/>
+            </w:pPr>
+            <w:r>
+              <w:rPr>
+                <w:rFonts w:ascii="Times New Roman" w:cs="Times New Roman" w:eastAsia="Times New Roman" w:hAnsi="Times New Roman"/>
+                <w:b w:val="false"/>
+                <w:bCs w:val="false"/>
+                <w:i w:val="false"/>
+                <w:iCs w:val="false"/>
+                <w:color w:val="1A1A1A"/>
+                <w:sz w:val="15"/>
+                <w:szCs w:val="15"/>
+              </w:rPr>
+              <w:t xml:space="preserve">• Okuma: Kat ve sınıf numaralarını okuma</w:t>
             </w:r>
           </w:p>
         </w:tc>
@@ -8768,47 +8828,47 @@
                 <w:sz w:val="15"/>
                 <w:szCs w:val="15"/>
               </w:rPr>
-              <w:t xml:space="preserve">• Konu: Ne yapıyorum?</w:t>
-            </w:r>
-          </w:p>
-          <w:p>
-            <w:pPr>
-              <w:spacing w:after="30" w:line="230"/>
-              <w:ind w:left="130" w:hanging="130"/>
-              <w:jc w:val="left"/>
-            </w:pPr>
-            <w:r>
-              <w:rPr>
-                <w:rFonts w:ascii="Times New Roman" w:cs="Times New Roman" w:eastAsia="Times New Roman" w:hAnsi="Times New Roman"/>
-                <w:b w:val="false"/>
-                <w:bCs w:val="false"/>
-                <w:i w:val="false"/>
-                <w:iCs w:val="false"/>
-                <w:color w:val="1A1A1A"/>
-                <w:sz w:val="15"/>
-                <w:szCs w:val="15"/>
-              </w:rPr>
-              <w:t xml:space="preserve">• Dil bilgisi: Muzâri fiilin şahıslara göre çekimi (ene / ente / enti / hüve / hiye)</w:t>
-            </w:r>
-          </w:p>
-          <w:p>
-            <w:pPr>
-              <w:spacing w:after="30" w:line="230"/>
-              <w:ind w:left="130" w:hanging="130"/>
-              <w:jc w:val="left"/>
-            </w:pPr>
-            <w:r>
-              <w:rPr>
-                <w:rFonts w:ascii="Times New Roman" w:cs="Times New Roman" w:eastAsia="Times New Roman" w:hAnsi="Times New Roman"/>
-                <w:b w:val="false"/>
-                <w:bCs w:val="false"/>
-                <w:i w:val="false"/>
-                <w:iCs w:val="false"/>
-                <w:color w:val="1A1A1A"/>
-                <w:sz w:val="15"/>
-                <w:szCs w:val="15"/>
-              </w:rPr>
-              <w:t xml:space="preserve">• Sözcük: Fiillerin ders adlarıyla birlikte kullanımı</w:t>
+              <w:t xml:space="preserve">• Konu: Sıra sayıları (6-10)</w:t>
+            </w:r>
+          </w:p>
+          <w:p>
+            <w:pPr>
+              <w:spacing w:after="30" w:line="230"/>
+              <w:ind w:left="130" w:hanging="130"/>
+              <w:jc w:val="left"/>
+            </w:pPr>
+            <w:r>
+              <w:rPr>
+                <w:rFonts w:ascii="Times New Roman" w:cs="Times New Roman" w:eastAsia="Times New Roman" w:hAnsi="Times New Roman"/>
+                <w:b w:val="false"/>
+                <w:bCs w:val="false"/>
+                <w:i w:val="false"/>
+                <w:iCs w:val="false"/>
+                <w:color w:val="1A1A1A"/>
+                <w:sz w:val="15"/>
+                <w:szCs w:val="15"/>
+              </w:rPr>
+              <w:t xml:space="preserve">• Sözcük: es-sâdis, es-sâbi‘, es-sâmin, et-tâsi‘, el-âşir</w:t>
+            </w:r>
+          </w:p>
+          <w:p>
+            <w:pPr>
+              <w:spacing w:after="30" w:line="230"/>
+              <w:ind w:left="130" w:hanging="130"/>
+              <w:jc w:val="left"/>
+            </w:pPr>
+            <w:r>
+              <w:rPr>
+                <w:rFonts w:ascii="Times New Roman" w:cs="Times New Roman" w:eastAsia="Times New Roman" w:hAnsi="Times New Roman"/>
+                <w:b w:val="false"/>
+                <w:bCs w:val="false"/>
+                <w:i w:val="false"/>
+                <w:iCs w:val="false"/>
+                <w:color w:val="1A1A1A"/>
+                <w:sz w:val="15"/>
+                <w:szCs w:val="15"/>
+              </w:rPr>
+              <w:t xml:space="preserve">• Dil bilgisi: “ene tâlib fi’s-saffi’s-sâdis”; “el-medresetü’l-mutavassıta”</w:t>
             </w:r>
           </w:p>
         </w:tc>
@@ -9369,47 +9429,67 @@
                 <w:sz w:val="15"/>
                 <w:szCs w:val="15"/>
               </w:rPr>
-              <w:t xml:space="preserve">• Konu: Okulumu tanıtıyorum</w:t>
-            </w:r>
-          </w:p>
-          <w:p>
-            <w:pPr>
-              <w:spacing w:after="30" w:line="230"/>
-              <w:ind w:left="130" w:hanging="130"/>
-              <w:jc w:val="left"/>
-            </w:pPr>
-            <w:r>
-              <w:rPr>
-                <w:rFonts w:ascii="Times New Roman" w:cs="Times New Roman" w:eastAsia="Times New Roman" w:hAnsi="Times New Roman"/>
-                <w:b w:val="false"/>
-                <w:bCs w:val="false"/>
-                <w:i w:val="false"/>
-                <w:iCs w:val="false"/>
-                <w:color w:val="1A1A1A"/>
-                <w:sz w:val="15"/>
-                <w:szCs w:val="15"/>
-              </w:rPr>
-              <w:t xml:space="preserve">• Dil bilgisi: “hel tezhebü ile’l-medrese?” soru kalıbı</w:t>
-            </w:r>
-          </w:p>
-          <w:p>
-            <w:pPr>
-              <w:spacing w:after="30" w:line="230"/>
-              <w:ind w:left="130" w:hanging="130"/>
-              <w:jc w:val="left"/>
-            </w:pPr>
-            <w:r>
-              <w:rPr>
-                <w:rFonts w:ascii="Times New Roman" w:cs="Times New Roman" w:eastAsia="Times New Roman" w:hAnsi="Times New Roman"/>
-                <w:b w:val="false"/>
-                <w:bCs w:val="false"/>
-                <w:i w:val="false"/>
-                <w:iCs w:val="false"/>
-                <w:color w:val="1A1A1A"/>
-                <w:sz w:val="15"/>
-                <w:szCs w:val="15"/>
-              </w:rPr>
-              <w:t xml:space="preserve">• Sözcük: Okul sözcüklerinin fiillerle birlikte kullanımı</w:t>
+              <w:t xml:space="preserve">• Konu: Yer-yön zarfları</w:t>
+            </w:r>
+          </w:p>
+          <w:p>
+            <w:pPr>
+              <w:spacing w:after="30" w:line="230"/>
+              <w:ind w:left="130" w:hanging="130"/>
+              <w:jc w:val="left"/>
+            </w:pPr>
+            <w:r>
+              <w:rPr>
+                <w:rFonts w:ascii="Times New Roman" w:cs="Times New Roman" w:eastAsia="Times New Roman" w:hAnsi="Times New Roman"/>
+                <w:b w:val="false"/>
+                <w:bCs w:val="false"/>
+                <w:i w:val="false"/>
+                <w:iCs w:val="false"/>
+                <w:color w:val="1A1A1A"/>
+                <w:sz w:val="15"/>
+                <w:szCs w:val="15"/>
+              </w:rPr>
+              <w:t xml:space="preserve">• Sözcük: yemîn, yesâr, emâme, halfe, tahte, fevka</w:t>
+            </w:r>
+          </w:p>
+          <w:p>
+            <w:pPr>
+              <w:spacing w:after="30" w:line="230"/>
+              <w:ind w:left="130" w:hanging="130"/>
+              <w:jc w:val="left"/>
+            </w:pPr>
+            <w:r>
+              <w:rPr>
+                <w:rFonts w:ascii="Times New Roman" w:cs="Times New Roman" w:eastAsia="Times New Roman" w:hAnsi="Times New Roman"/>
+                <w:b w:val="false"/>
+                <w:bCs w:val="false"/>
+                <w:i w:val="false"/>
+                <w:iCs w:val="false"/>
+                <w:color w:val="1A1A1A"/>
+                <w:sz w:val="15"/>
+                <w:szCs w:val="15"/>
+              </w:rPr>
+              <w:t xml:space="preserve">• Dil bilgisi: “mâzâ yûcedü yemîne…?” — “… yemîne / yesâre …”</w:t>
+            </w:r>
+          </w:p>
+          <w:p>
+            <w:pPr>
+              <w:spacing w:after="30" w:line="230"/>
+              <w:ind w:left="130" w:hanging="130"/>
+              <w:jc w:val="left"/>
+            </w:pPr>
+            <w:r>
+              <w:rPr>
+                <w:rFonts w:ascii="Times New Roman" w:cs="Times New Roman" w:eastAsia="Times New Roman" w:hAnsi="Times New Roman"/>
+                <w:b w:val="false"/>
+                <w:bCs w:val="false"/>
+                <w:i w:val="false"/>
+                <w:iCs w:val="false"/>
+                <w:color w:val="1A1A1A"/>
+                <w:sz w:val="15"/>
+                <w:szCs w:val="15"/>
+              </w:rPr>
+              <w:t xml:space="preserve">• Sesletim: Zarflarda vurgu; “el-” takısında şemsî-kamerî ayrımı</w:t>
             </w:r>
           </w:p>
         </w:tc>
@@ -9989,27 +10069,27 @@
                 <w:sz w:val="15"/>
                 <w:szCs w:val="15"/>
               </w:rPr>
-              <w:t xml:space="preserve">• Konu: Okul günümü anlatıyorum</w:t>
-            </w:r>
-          </w:p>
-          <w:p>
-            <w:pPr>
-              <w:spacing w:after="30" w:line="230"/>
-              <w:ind w:left="130" w:hanging="130"/>
-              <w:jc w:val="left"/>
-            </w:pPr>
-            <w:r>
-              <w:rPr>
-                <w:rFonts w:ascii="Times New Roman" w:cs="Times New Roman" w:eastAsia="Times New Roman" w:hAnsi="Times New Roman"/>
-                <w:b w:val="false"/>
-                <w:bCs w:val="false"/>
-                <w:i w:val="false"/>
-                <w:iCs w:val="false"/>
-                <w:color w:val="1A1A1A"/>
-                <w:sz w:val="15"/>
-                <w:szCs w:val="15"/>
-              </w:rPr>
-              <w:t xml:space="preserve">• Yazma: Model metinden yararlanarak 4-5 cümlelik metin</w:t>
+              <w:t xml:space="preserve">• Konu: Okulumu tanıtıyorum</w:t>
+            </w:r>
+          </w:p>
+          <w:p>
+            <w:pPr>
+              <w:spacing w:after="30" w:line="230"/>
+              <w:ind w:left="130" w:hanging="130"/>
+              <w:jc w:val="left"/>
+            </w:pPr>
+            <w:r>
+              <w:rPr>
+                <w:rFonts w:ascii="Times New Roman" w:cs="Times New Roman" w:eastAsia="Times New Roman" w:hAnsi="Times New Roman"/>
+                <w:b w:val="false"/>
+                <w:bCs w:val="false"/>
+                <w:i w:val="false"/>
+                <w:iCs w:val="false"/>
+                <w:color w:val="1A1A1A"/>
+                <w:sz w:val="15"/>
+                <w:szCs w:val="15"/>
+              </w:rPr>
+              <w:t xml:space="preserve">• Yazma: Okul krokisinden yararlanarak 4-5 cümlelik tanıtım metni</w:t>
             </w:r>
           </w:p>
           <w:p>
@@ -10030,6 +10110,26 @@
                 <w:szCs w:val="15"/>
               </w:rPr>
               <w:t xml:space="preserve">• Değer: Okula ve derse karşı sorumluluk</w:t>
+            </w:r>
+          </w:p>
+          <w:p>
+            <w:pPr>
+              <w:spacing w:after="30" w:line="230"/>
+              <w:ind w:left="130" w:hanging="130"/>
+              <w:jc w:val="left"/>
+            </w:pPr>
+            <w:r>
+              <w:rPr>
+                <w:rFonts w:ascii="Times New Roman" w:cs="Times New Roman" w:eastAsia="Times New Roman" w:hAnsi="Times New Roman"/>
+                <w:b w:val="false"/>
+                <w:bCs w:val="false"/>
+                <w:i w:val="false"/>
+                <w:iCs w:val="false"/>
+                <w:color w:val="1A1A1A"/>
+                <w:sz w:val="15"/>
+                <w:szCs w:val="15"/>
+              </w:rPr>
+              <w:t xml:space="preserve">• Sesletim: Tanıtım cümlelerinde doğru sesletim</w:t>
             </w:r>
           </w:p>
         </w:tc>
@@ -11729,47 +11829,47 @@
                 <w:sz w:val="15"/>
                 <w:szCs w:val="15"/>
               </w:rPr>
-              <w:t xml:space="preserve">• Konu: Vücudumuzun bölümleri (baş bölgesi)</w:t>
-            </w:r>
-          </w:p>
-          <w:p>
-            <w:pPr>
-              <w:spacing w:after="30" w:line="230"/>
-              <w:ind w:left="130" w:hanging="130"/>
-              <w:jc w:val="left"/>
-            </w:pPr>
-            <w:r>
-              <w:rPr>
-                <w:rFonts w:ascii="Times New Roman" w:cs="Times New Roman" w:eastAsia="Times New Roman" w:hAnsi="Times New Roman"/>
-                <w:b w:val="false"/>
-                <w:bCs w:val="false"/>
-                <w:i w:val="false"/>
-                <w:iCs w:val="false"/>
-                <w:color w:val="1A1A1A"/>
-                <w:sz w:val="15"/>
-                <w:szCs w:val="15"/>
-              </w:rPr>
-              <w:t xml:space="preserve">• Sözcük: re’s, vech, ayn, üzün, enf, fem, şa‘r, sinn, lisân</w:t>
-            </w:r>
-          </w:p>
-          <w:p>
-            <w:pPr>
-              <w:spacing w:after="30" w:line="230"/>
-              <w:ind w:left="130" w:hanging="130"/>
-              <w:jc w:val="left"/>
-            </w:pPr>
-            <w:r>
-              <w:rPr>
-                <w:rFonts w:ascii="Times New Roman" w:cs="Times New Roman" w:eastAsia="Times New Roman" w:hAnsi="Times New Roman"/>
-                <w:b w:val="false"/>
-                <w:bCs w:val="false"/>
-                <w:i w:val="false"/>
-                <w:iCs w:val="false"/>
-                <w:color w:val="1A1A1A"/>
-                <w:sz w:val="15"/>
-                <w:szCs w:val="15"/>
-              </w:rPr>
-              <w:t xml:space="preserve">• Dil bilgisi: “hâzihî ayn” — işaret isimleriyle tanıtma</w:t>
+              <w:t xml:space="preserve">• Konu: Organlarımız (baş bölgesi)</w:t>
+            </w:r>
+          </w:p>
+          <w:p>
+            <w:pPr>
+              <w:spacing w:after="30" w:line="230"/>
+              <w:ind w:left="130" w:hanging="130"/>
+              <w:jc w:val="left"/>
+            </w:pPr>
+            <w:r>
+              <w:rPr>
+                <w:rFonts w:ascii="Times New Roman" w:cs="Times New Roman" w:eastAsia="Times New Roman" w:hAnsi="Times New Roman"/>
+                <w:b w:val="false"/>
+                <w:bCs w:val="false"/>
+                <w:i w:val="false"/>
+                <w:iCs w:val="false"/>
+                <w:color w:val="1A1A1A"/>
+                <w:sz w:val="15"/>
+                <w:szCs w:val="15"/>
+              </w:rPr>
+              <w:t xml:space="preserve">• Sözcük: re’s, vech, ayn, enf, üzün, fem, şa‘r</w:t>
+            </w:r>
+          </w:p>
+          <w:p>
+            <w:pPr>
+              <w:spacing w:after="30" w:line="230"/>
+              <w:ind w:left="130" w:hanging="130"/>
+              <w:jc w:val="left"/>
+            </w:pPr>
+            <w:r>
+              <w:rPr>
+                <w:rFonts w:ascii="Times New Roman" w:cs="Times New Roman" w:eastAsia="Times New Roman" w:hAnsi="Times New Roman"/>
+                <w:b w:val="false"/>
+                <w:bCs w:val="false"/>
+                <w:i w:val="false"/>
+                <w:iCs w:val="false"/>
+                <w:color w:val="1A1A1A"/>
+                <w:sz w:val="15"/>
+                <w:szCs w:val="15"/>
+              </w:rPr>
+              <w:t xml:space="preserve">• Dil bilgisi: “hâzihî aynî, hâzâ enfî”</w:t>
             </w:r>
           </w:p>
         </w:tc>
@@ -12290,47 +12390,47 @@
                 <w:sz w:val="15"/>
                 <w:szCs w:val="15"/>
               </w:rPr>
-              <w:t xml:space="preserve">• Konu: Vücudumuzun bölümleri (gövde ve uzuvlar)</w:t>
-            </w:r>
-          </w:p>
-          <w:p>
-            <w:pPr>
-              <w:spacing w:after="30" w:line="230"/>
-              <w:ind w:left="130" w:hanging="130"/>
-              <w:jc w:val="left"/>
-            </w:pPr>
-            <w:r>
-              <w:rPr>
-                <w:rFonts w:ascii="Times New Roman" w:cs="Times New Roman" w:eastAsia="Times New Roman" w:hAnsi="Times New Roman"/>
-                <w:b w:val="false"/>
-                <w:bCs w:val="false"/>
-                <w:i w:val="false"/>
-                <w:iCs w:val="false"/>
-                <w:color w:val="1A1A1A"/>
-                <w:sz w:val="15"/>
-                <w:szCs w:val="15"/>
-              </w:rPr>
-              <w:t xml:space="preserve">• Sözcük: yed, ricl, kadem, isba‘, zahr, batn, kalb, unuk, ketif</w:t>
-            </w:r>
-          </w:p>
-          <w:p>
-            <w:pPr>
-              <w:spacing w:after="30" w:line="230"/>
-              <w:ind w:left="130" w:hanging="130"/>
-              <w:jc w:val="left"/>
-            </w:pPr>
-            <w:r>
-              <w:rPr>
-                <w:rFonts w:ascii="Times New Roman" w:cs="Times New Roman" w:eastAsia="Times New Roman" w:hAnsi="Times New Roman"/>
-                <w:b w:val="false"/>
-                <w:bCs w:val="false"/>
-                <w:i w:val="false"/>
-                <w:iCs w:val="false"/>
-                <w:color w:val="1A1A1A"/>
-                <w:sz w:val="15"/>
-                <w:szCs w:val="15"/>
-              </w:rPr>
-              <w:t xml:space="preserve">• Dil bilgisi: İkil (tesniye) sezdirme — “ayneyn, yedeyn, riclcyn”</w:t>
+              <w:t xml:space="preserve">• Konu: Organlarımız (gövde ve uzuvlar)</w:t>
+            </w:r>
+          </w:p>
+          <w:p>
+            <w:pPr>
+              <w:spacing w:after="30" w:line="230"/>
+              <w:ind w:left="130" w:hanging="130"/>
+              <w:jc w:val="left"/>
+            </w:pPr>
+            <w:r>
+              <w:rPr>
+                <w:rFonts w:ascii="Times New Roman" w:cs="Times New Roman" w:eastAsia="Times New Roman" w:hAnsi="Times New Roman"/>
+                <w:b w:val="false"/>
+                <w:bCs w:val="false"/>
+                <w:i w:val="false"/>
+                <w:iCs w:val="false"/>
+                <w:color w:val="1A1A1A"/>
+                <w:sz w:val="15"/>
+                <w:szCs w:val="15"/>
+              </w:rPr>
+              <w:t xml:space="preserve">• Sözcük: cism, udv / a‘dâ, yed, kadem, batn, zahr</w:t>
+            </w:r>
+          </w:p>
+          <w:p>
+            <w:pPr>
+              <w:spacing w:after="30" w:line="230"/>
+              <w:ind w:left="130" w:hanging="130"/>
+              <w:jc w:val="left"/>
+            </w:pPr>
+            <w:r>
+              <w:rPr>
+                <w:rFonts w:ascii="Times New Roman" w:cs="Times New Roman" w:eastAsia="Times New Roman" w:hAnsi="Times New Roman"/>
+                <w:b w:val="false"/>
+                <w:bCs w:val="false"/>
+                <w:i w:val="false"/>
+                <w:iCs w:val="false"/>
+                <w:color w:val="1A1A1A"/>
+                <w:sz w:val="15"/>
+                <w:szCs w:val="15"/>
+              </w:rPr>
+              <w:t xml:space="preserve">• Dil bilgisi: İkil (tesniye) sezdirme — “aynân, yedân”</w:t>
             </w:r>
           </w:p>
         </w:tc>
@@ -12871,47 +12971,67 @@
                 <w:sz w:val="15"/>
                 <w:szCs w:val="15"/>
               </w:rPr>
-              <w:t xml:space="preserve">• Konu: Vücudumu anlatan kısa okuma metni</w:t>
-            </w:r>
-          </w:p>
-          <w:p>
-            <w:pPr>
-              <w:spacing w:after="30" w:line="230"/>
-              <w:ind w:left="130" w:hanging="130"/>
-              <w:jc w:val="left"/>
-            </w:pPr>
-            <w:r>
-              <w:rPr>
-                <w:rFonts w:ascii="Times New Roman" w:cs="Times New Roman" w:eastAsia="Times New Roman" w:hAnsi="Times New Roman"/>
-                <w:b w:val="false"/>
-                <w:bCs w:val="false"/>
-                <w:i w:val="false"/>
-                <w:iCs w:val="false"/>
-                <w:color w:val="1A1A1A"/>
-                <w:sz w:val="15"/>
-                <w:szCs w:val="15"/>
-              </w:rPr>
-              <w:t xml:space="preserve">• Okuma: Görsel etiketleme; metinden bilgi seçme</w:t>
-            </w:r>
-          </w:p>
-          <w:p>
-            <w:pPr>
-              <w:spacing w:after="30" w:line="230"/>
-              <w:ind w:left="130" w:hanging="130"/>
-              <w:jc w:val="left"/>
-            </w:pPr>
-            <w:r>
-              <w:rPr>
-                <w:rFonts w:ascii="Times New Roman" w:cs="Times New Roman" w:eastAsia="Times New Roman" w:hAnsi="Times New Roman"/>
-                <w:b w:val="false"/>
-                <w:bCs w:val="false"/>
-                <w:i w:val="false"/>
-                <w:iCs w:val="false"/>
-                <w:color w:val="1A1A1A"/>
-                <w:sz w:val="15"/>
-                <w:szCs w:val="15"/>
-              </w:rPr>
-              <w:t xml:space="preserve">• Sözcük: Ünite sözcüklerinin metin içinde tanınması</w:t>
+              <w:t xml:space="preserve">• Konu: Duyularım (1)</w:t>
+            </w:r>
+          </w:p>
+          <w:p>
+            <w:pPr>
+              <w:spacing w:after="30" w:line="230"/>
+              <w:ind w:left="130" w:hanging="130"/>
+              <w:jc w:val="left"/>
+            </w:pPr>
+            <w:r>
+              <w:rPr>
+                <w:rFonts w:ascii="Times New Roman" w:cs="Times New Roman" w:eastAsia="Times New Roman" w:hAnsi="Times New Roman"/>
+                <w:b w:val="false"/>
+                <w:bCs w:val="false"/>
+                <w:i w:val="false"/>
+                <w:iCs w:val="false"/>
+                <w:color w:val="1A1A1A"/>
+                <w:sz w:val="15"/>
+                <w:szCs w:val="15"/>
+              </w:rPr>
+              <w:t xml:space="preserve">• Dil bilgisi: “erâ bi-…, esmau bi-…, eşummu bi-…”</w:t>
+            </w:r>
+          </w:p>
+          <w:p>
+            <w:pPr>
+              <w:spacing w:after="30" w:line="230"/>
+              <w:ind w:left="130" w:hanging="130"/>
+              <w:jc w:val="left"/>
+            </w:pPr>
+            <w:r>
+              <w:rPr>
+                <w:rFonts w:ascii="Times New Roman" w:cs="Times New Roman" w:eastAsia="Times New Roman" w:hAnsi="Times New Roman"/>
+                <w:b w:val="false"/>
+                <w:bCs w:val="false"/>
+                <w:i w:val="false"/>
+                <w:iCs w:val="false"/>
+                <w:color w:val="1A1A1A"/>
+                <w:sz w:val="15"/>
+                <w:szCs w:val="15"/>
+              </w:rPr>
+              <w:t xml:space="preserve">• Sözcük: hiss / ahsâs</w:t>
+            </w:r>
+          </w:p>
+          <w:p>
+            <w:pPr>
+              <w:spacing w:after="30" w:line="230"/>
+              <w:ind w:left="130" w:hanging="130"/>
+              <w:jc w:val="left"/>
+            </w:pPr>
+            <w:r>
+              <w:rPr>
+                <w:rFonts w:ascii="Times New Roman" w:cs="Times New Roman" w:eastAsia="Times New Roman" w:hAnsi="Times New Roman"/>
+                <w:b w:val="false"/>
+                <w:bCs w:val="false"/>
+                <w:i w:val="false"/>
+                <w:iCs w:val="false"/>
+                <w:color w:val="1A1A1A"/>
+                <w:sz w:val="15"/>
+                <w:szCs w:val="15"/>
+              </w:rPr>
+              <w:t xml:space="preserve">• Okuma: Duyu fiillerinin geçtiği kısa metin</w:t>
             </w:r>
           </w:p>
         </w:tc>
@@ -13412,47 +13532,47 @@
                 <w:sz w:val="15"/>
                 <w:szCs w:val="15"/>
               </w:rPr>
-              <w:t xml:space="preserve">• Konu: Sağlığım</w:t>
-            </w:r>
-          </w:p>
-          <w:p>
-            <w:pPr>
-              <w:spacing w:after="30" w:line="230"/>
-              <w:ind w:left="130" w:hanging="130"/>
-              <w:jc w:val="left"/>
-            </w:pPr>
-            <w:r>
-              <w:rPr>
-                <w:rFonts w:ascii="Times New Roman" w:cs="Times New Roman" w:eastAsia="Times New Roman" w:hAnsi="Times New Roman"/>
-                <w:b w:val="false"/>
-                <w:bCs w:val="false"/>
-                <w:i w:val="false"/>
-                <w:iCs w:val="false"/>
-                <w:color w:val="1A1A1A"/>
-                <w:sz w:val="15"/>
-                <w:szCs w:val="15"/>
-              </w:rPr>
-              <w:t xml:space="preserve">• Sözcük: sahîh, merîd, marad, tabîb, mustaşfâ, devâ, sıhha</w:t>
-            </w:r>
-          </w:p>
-          <w:p>
-            <w:pPr>
-              <w:spacing w:after="30" w:line="230"/>
-              <w:ind w:left="130" w:hanging="130"/>
-              <w:jc w:val="left"/>
-            </w:pPr>
-            <w:r>
-              <w:rPr>
-                <w:rFonts w:ascii="Times New Roman" w:cs="Times New Roman" w:eastAsia="Times New Roman" w:hAnsi="Times New Roman"/>
-                <w:b w:val="false"/>
-                <w:bCs w:val="false"/>
-                <w:i w:val="false"/>
-                <w:iCs w:val="false"/>
-                <w:color w:val="1A1A1A"/>
-                <w:sz w:val="15"/>
-                <w:szCs w:val="15"/>
-              </w:rPr>
-              <w:t xml:space="preserve">• Dil bilgisi: “ene merîd / ene bi-hayr”</w:t>
+              <w:t xml:space="preserve">• Konu: Duyularım (2)</w:t>
+            </w:r>
+          </w:p>
+          <w:p>
+            <w:pPr>
+              <w:spacing w:after="30" w:line="230"/>
+              <w:ind w:left="130" w:hanging="130"/>
+              <w:jc w:val="left"/>
+            </w:pPr>
+            <w:r>
+              <w:rPr>
+                <w:rFonts w:ascii="Times New Roman" w:cs="Times New Roman" w:eastAsia="Times New Roman" w:hAnsi="Times New Roman"/>
+                <w:b w:val="false"/>
+                <w:bCs w:val="false"/>
+                <w:i w:val="false"/>
+                <w:iCs w:val="false"/>
+                <w:color w:val="1A1A1A"/>
+                <w:sz w:val="15"/>
+                <w:szCs w:val="15"/>
+              </w:rPr>
+              <w:t xml:space="preserve">• Dil bilgisi: “emşî bi-…, elmesü bi-…”</w:t>
+            </w:r>
+          </w:p>
+          <w:p>
+            <w:pPr>
+              <w:spacing w:after="30" w:line="230"/>
+              <w:ind w:left="130" w:hanging="130"/>
+              <w:jc w:val="left"/>
+            </w:pPr>
+            <w:r>
+              <w:rPr>
+                <w:rFonts w:ascii="Times New Roman" w:cs="Times New Roman" w:eastAsia="Times New Roman" w:hAnsi="Times New Roman"/>
+                <w:b w:val="false"/>
+                <w:bCs w:val="false"/>
+                <w:i w:val="false"/>
+                <w:iCs w:val="false"/>
+                <w:color w:val="1A1A1A"/>
+                <w:sz w:val="15"/>
+                <w:szCs w:val="15"/>
+              </w:rPr>
+              <w:t xml:space="preserve">• Okuma: Duyularımı anlatan kısa metin; görsel-metin eşleştirme</w:t>
             </w:r>
           </w:p>
         </w:tc>
@@ -14008,47 +14128,47 @@
                 <w:sz w:val="15"/>
                 <w:szCs w:val="15"/>
               </w:rPr>
-              <w:t xml:space="preserve">• Konu: Neren ağrıyor?</w:t>
-            </w:r>
-          </w:p>
-          <w:p>
-            <w:pPr>
-              <w:spacing w:after="30" w:line="230"/>
-              <w:ind w:left="130" w:hanging="130"/>
-              <w:jc w:val="left"/>
-            </w:pPr>
-            <w:r>
-              <w:rPr>
-                <w:rFonts w:ascii="Times New Roman" w:cs="Times New Roman" w:eastAsia="Times New Roman" w:hAnsi="Times New Roman"/>
-                <w:b w:val="false"/>
-                <w:bCs w:val="false"/>
-                <w:i w:val="false"/>
-                <w:iCs w:val="false"/>
-                <w:color w:val="1A1A1A"/>
-                <w:sz w:val="15"/>
-                <w:szCs w:val="15"/>
-              </w:rPr>
-              <w:t xml:space="preserve">• Dil bilgisi: “yü’limünî re’sî” yapısı; “indî elem fî…”</w:t>
-            </w:r>
-          </w:p>
-          <w:p>
-            <w:pPr>
-              <w:spacing w:after="30" w:line="230"/>
-              <w:ind w:left="130" w:hanging="130"/>
-              <w:jc w:val="left"/>
-            </w:pPr>
-            <w:r>
-              <w:rPr>
-                <w:rFonts w:ascii="Times New Roman" w:cs="Times New Roman" w:eastAsia="Times New Roman" w:hAnsi="Times New Roman"/>
-                <w:b w:val="false"/>
-                <w:bCs w:val="false"/>
-                <w:i w:val="false"/>
-                <w:iCs w:val="false"/>
-                <w:color w:val="1A1A1A"/>
-                <w:sz w:val="15"/>
-                <w:szCs w:val="15"/>
-              </w:rPr>
-              <w:t xml:space="preserve">• Sözcük: elem, sudâ‘, harâra, kuhha</w:t>
+              <w:t xml:space="preserve">• Konu: Duygularım (1)</w:t>
+            </w:r>
+          </w:p>
+          <w:p>
+            <w:pPr>
+              <w:spacing w:after="30" w:line="230"/>
+              <w:ind w:left="130" w:hanging="130"/>
+              <w:jc w:val="left"/>
+            </w:pPr>
+            <w:r>
+              <w:rPr>
+                <w:rFonts w:ascii="Times New Roman" w:cs="Times New Roman" w:eastAsia="Times New Roman" w:hAnsi="Times New Roman"/>
+                <w:b w:val="false"/>
+                <w:bCs w:val="false"/>
+                <w:i w:val="false"/>
+                <w:iCs w:val="false"/>
+                <w:color w:val="1A1A1A"/>
+                <w:sz w:val="15"/>
+                <w:szCs w:val="15"/>
+              </w:rPr>
+              <w:t xml:space="preserve">• Sözcük: saîd / saîde, hazîn / hazîne</w:t>
+            </w:r>
+          </w:p>
+          <w:p>
+            <w:pPr>
+              <w:spacing w:after="30" w:line="230"/>
+              <w:ind w:left="130" w:hanging="130"/>
+              <w:jc w:val="left"/>
+            </w:pPr>
+            <w:r>
+              <w:rPr>
+                <w:rFonts w:ascii="Times New Roman" w:cs="Times New Roman" w:eastAsia="Times New Roman" w:hAnsi="Times New Roman"/>
+                <w:b w:val="false"/>
+                <w:bCs w:val="false"/>
+                <w:i w:val="false"/>
+                <w:iCs w:val="false"/>
+                <w:color w:val="1A1A1A"/>
+                <w:sz w:val="15"/>
+                <w:szCs w:val="15"/>
+              </w:rPr>
+              <w:t xml:space="preserve">• Dil bilgisi: Duygu sıfatlarında müzekker-müennes uyumu</w:t>
             </w:r>
           </w:p>
         </w:tc>
@@ -14589,47 +14709,67 @@
                 <w:sz w:val="15"/>
                 <w:szCs w:val="15"/>
               </w:rPr>
-              <w:t xml:space="preserve">• Konu: Doktorda diyaloğu</w:t>
-            </w:r>
-          </w:p>
-          <w:p>
-            <w:pPr>
-              <w:spacing w:after="30" w:line="230"/>
-              <w:ind w:left="130" w:hanging="130"/>
-              <w:jc w:val="left"/>
-            </w:pPr>
-            <w:r>
-              <w:rPr>
-                <w:rFonts w:ascii="Times New Roman" w:cs="Times New Roman" w:eastAsia="Times New Roman" w:hAnsi="Times New Roman"/>
-                <w:b w:val="false"/>
-                <w:bCs w:val="false"/>
-                <w:i w:val="false"/>
-                <w:iCs w:val="false"/>
-                <w:color w:val="1A1A1A"/>
-                <w:sz w:val="15"/>
-                <w:szCs w:val="15"/>
-              </w:rPr>
-              <w:t xml:space="preserve">• Dil bilgisi: Emir kipi sezdirme — “iftah femeke, kul: âh”</w:t>
-            </w:r>
-          </w:p>
-          <w:p>
-            <w:pPr>
-              <w:spacing w:after="30" w:line="230"/>
-              <w:ind w:left="130" w:hanging="130"/>
-              <w:jc w:val="left"/>
-            </w:pPr>
-            <w:r>
-              <w:rPr>
-                <w:rFonts w:ascii="Times New Roman" w:cs="Times New Roman" w:eastAsia="Times New Roman" w:hAnsi="Times New Roman"/>
-                <w:b w:val="false"/>
-                <w:bCs w:val="false"/>
-                <w:i w:val="false"/>
-                <w:iCs w:val="false"/>
-                <w:color w:val="1A1A1A"/>
-                <w:sz w:val="15"/>
-                <w:szCs w:val="15"/>
-              </w:rPr>
-              <w:t xml:space="preserve">• Değer: Sağlığı koruma; temizlik</w:t>
+              <w:t xml:space="preserve">• Konu: Duygularım (2)</w:t>
+            </w:r>
+          </w:p>
+          <w:p>
+            <w:pPr>
+              <w:spacing w:after="30" w:line="230"/>
+              <w:ind w:left="130" w:hanging="130"/>
+              <w:jc w:val="left"/>
+            </w:pPr>
+            <w:r>
+              <w:rPr>
+                <w:rFonts w:ascii="Times New Roman" w:cs="Times New Roman" w:eastAsia="Times New Roman" w:hAnsi="Times New Roman"/>
+                <w:b w:val="false"/>
+                <w:bCs w:val="false"/>
+                <w:i w:val="false"/>
+                <w:iCs w:val="false"/>
+                <w:color w:val="1A1A1A"/>
+                <w:sz w:val="15"/>
+                <w:szCs w:val="15"/>
+              </w:rPr>
+              <w:t xml:space="preserve">• Sözcük: kalik / kalika, mut‘ab / mut‘abe, mumill / mumille, mutehayyic / mutehayyica</w:t>
+            </w:r>
+          </w:p>
+          <w:p>
+            <w:pPr>
+              <w:spacing w:after="30" w:line="230"/>
+              <w:ind w:left="130" w:hanging="130"/>
+              <w:jc w:val="left"/>
+            </w:pPr>
+            <w:r>
+              <w:rPr>
+                <w:rFonts w:ascii="Times New Roman" w:cs="Times New Roman" w:eastAsia="Times New Roman" w:hAnsi="Times New Roman"/>
+                <w:b w:val="false"/>
+                <w:bCs w:val="false"/>
+                <w:i w:val="false"/>
+                <w:iCs w:val="false"/>
+                <w:color w:val="1A1A1A"/>
+                <w:sz w:val="15"/>
+                <w:szCs w:val="15"/>
+              </w:rPr>
+              <w:t xml:space="preserve">• Değer: Duygusunu uygun sözle ifade etme</w:t>
+            </w:r>
+          </w:p>
+          <w:p>
+            <w:pPr>
+              <w:spacing w:after="30" w:line="230"/>
+              <w:ind w:left="130" w:hanging="130"/>
+              <w:jc w:val="left"/>
+            </w:pPr>
+            <w:r>
+              <w:rPr>
+                <w:rFonts w:ascii="Times New Roman" w:cs="Times New Roman" w:eastAsia="Times New Roman" w:hAnsi="Times New Roman"/>
+                <w:b w:val="false"/>
+                <w:bCs w:val="false"/>
+                <w:i w:val="false"/>
+                <w:iCs w:val="false"/>
+                <w:color w:val="1A1A1A"/>
+                <w:sz w:val="15"/>
+                <w:szCs w:val="15"/>
+              </w:rPr>
+              <w:t xml:space="preserve">• Sesletim: Duygu sıfatlarında şedde ve med harfleri</w:t>
             </w:r>
           </w:p>
         </w:tc>
@@ -15170,47 +15310,67 @@
                 <w:sz w:val="15"/>
                 <w:szCs w:val="15"/>
               </w:rPr>
-              <w:t xml:space="preserve">• Konu: Sağlıklı yaşam önerileri</w:t>
-            </w:r>
-          </w:p>
-          <w:p>
-            <w:pPr>
-              <w:spacing w:after="30" w:line="230"/>
-              <w:ind w:left="130" w:hanging="130"/>
-              <w:jc w:val="left"/>
-            </w:pPr>
-            <w:r>
-              <w:rPr>
-                <w:rFonts w:ascii="Times New Roman" w:cs="Times New Roman" w:eastAsia="Times New Roman" w:hAnsi="Times New Roman"/>
-                <w:b w:val="false"/>
-                <w:bCs w:val="false"/>
-                <w:i w:val="false"/>
-                <w:iCs w:val="false"/>
-                <w:color w:val="1A1A1A"/>
-                <w:sz w:val="15"/>
-                <w:szCs w:val="15"/>
-              </w:rPr>
-              <w:t xml:space="preserve">• Dil bilgisi: “yecibü en…” gereklilik yapısının sezdirilmesi</w:t>
-            </w:r>
-          </w:p>
-          <w:p>
-            <w:pPr>
-              <w:spacing w:after="30" w:line="230"/>
-              <w:ind w:left="130" w:hanging="130"/>
-              <w:jc w:val="left"/>
-            </w:pPr>
-            <w:r>
-              <w:rPr>
-                <w:rFonts w:ascii="Times New Roman" w:cs="Times New Roman" w:eastAsia="Times New Roman" w:hAnsi="Times New Roman"/>
-                <w:b w:val="false"/>
-                <w:bCs w:val="false"/>
-                <w:i w:val="false"/>
-                <w:iCs w:val="false"/>
-                <w:color w:val="1A1A1A"/>
-                <w:sz w:val="15"/>
-                <w:szCs w:val="15"/>
-              </w:rPr>
-              <w:t xml:space="preserve">• Sözcük: nazâfe, riyâda, gıdâ, nevm</w:t>
+              <w:t xml:space="preserve">• Konu: Bugün nasılsın?</w:t>
+            </w:r>
+          </w:p>
+          <w:p>
+            <w:pPr>
+              <w:spacing w:after="30" w:line="230"/>
+              <w:ind w:left="130" w:hanging="130"/>
+              <w:jc w:val="left"/>
+            </w:pPr>
+            <w:r>
+              <w:rPr>
+                <w:rFonts w:ascii="Times New Roman" w:cs="Times New Roman" w:eastAsia="Times New Roman" w:hAnsi="Times New Roman"/>
+                <w:b w:val="false"/>
+                <w:bCs w:val="false"/>
+                <w:i w:val="false"/>
+                <w:iCs w:val="false"/>
+                <w:color w:val="1A1A1A"/>
+                <w:sz w:val="15"/>
+                <w:szCs w:val="15"/>
+              </w:rPr>
+              <w:t xml:space="preserve">• Dil bilgisi: “mâzâ teş‘uru’l-yevm?” — “ene kalik / ene kalika…”</w:t>
+            </w:r>
+          </w:p>
+          <w:p>
+            <w:pPr>
+              <w:spacing w:after="30" w:line="230"/>
+              <w:ind w:left="130" w:hanging="130"/>
+              <w:jc w:val="left"/>
+            </w:pPr>
+            <w:r>
+              <w:rPr>
+                <w:rFonts w:ascii="Times New Roman" w:cs="Times New Roman" w:eastAsia="Times New Roman" w:hAnsi="Times New Roman"/>
+                <w:b w:val="false"/>
+                <w:bCs w:val="false"/>
+                <w:i w:val="false"/>
+                <w:iCs w:val="false"/>
+                <w:color w:val="1A1A1A"/>
+                <w:sz w:val="15"/>
+                <w:szCs w:val="15"/>
+              </w:rPr>
+              <w:t xml:space="preserve">• Sosyal ifadeler: mümtâz, tab‘an</w:t>
+            </w:r>
+          </w:p>
+          <w:p>
+            <w:pPr>
+              <w:spacing w:after="30" w:line="230"/>
+              <w:ind w:left="130" w:hanging="130"/>
+              <w:jc w:val="left"/>
+            </w:pPr>
+            <w:r>
+              <w:rPr>
+                <w:rFonts w:ascii="Times New Roman" w:cs="Times New Roman" w:eastAsia="Times New Roman" w:hAnsi="Times New Roman"/>
+                <w:b w:val="false"/>
+                <w:bCs w:val="false"/>
+                <w:i w:val="false"/>
+                <w:iCs w:val="false"/>
+                <w:color w:val="1A1A1A"/>
+                <w:sz w:val="15"/>
+                <w:szCs w:val="15"/>
+              </w:rPr>
+              <w:t xml:space="preserve">• Sesletim: Soru cümlesinde tonlama</w:t>
             </w:r>
           </w:p>
         </w:tc>
@@ -15791,7 +15951,7 @@
                 <w:sz w:val="15"/>
                 <w:szCs w:val="15"/>
               </w:rPr>
-              <w:t xml:space="preserve">• Sözcük: Ünite sözcüklerinin yazımı</w:t>
+              <w:t xml:space="preserve">• Veciz söz: “el-aklü’s-selîm fi’l-cismi’s-selîm”</w:t>
             </w:r>
           </w:p>
         </w:tc>
@@ -16954,27 +17114,27 @@
                 <w:sz w:val="15"/>
                 <w:szCs w:val="15"/>
               </w:rPr>
-              <w:t xml:space="preserve">• Sözcük: cev, hârr, bârid, mu‘tedil, dâfi’, ratıb</w:t>
-            </w:r>
-          </w:p>
-          <w:p>
-            <w:pPr>
-              <w:spacing w:after="30" w:line="230"/>
-              <w:ind w:left="130" w:hanging="130"/>
-              <w:jc w:val="left"/>
-            </w:pPr>
-            <w:r>
-              <w:rPr>
-                <w:rFonts w:ascii="Times New Roman" w:cs="Times New Roman" w:eastAsia="Times New Roman" w:hAnsi="Times New Roman"/>
-                <w:b w:val="false"/>
-                <w:bCs w:val="false"/>
-                <w:i w:val="false"/>
-                <w:iCs w:val="false"/>
-                <w:color w:val="1A1A1A"/>
-                <w:sz w:val="15"/>
-                <w:szCs w:val="15"/>
-              </w:rPr>
-              <w:t xml:space="preserve">• Dil bilgisi: “keyfe’l-cevvü’l-yevm?” soru kalıbı</w:t>
+              <w:t xml:space="preserve">• Sözcük: cev, hârr, bârid, mu‘tedil</w:t>
+            </w:r>
+          </w:p>
+          <w:p>
+            <w:pPr>
+              <w:spacing w:after="30" w:line="230"/>
+              <w:ind w:left="130" w:hanging="130"/>
+              <w:jc w:val="left"/>
+            </w:pPr>
+            <w:r>
+              <w:rPr>
+                <w:rFonts w:ascii="Times New Roman" w:cs="Times New Roman" w:eastAsia="Times New Roman" w:hAnsi="Times New Roman"/>
+                <w:b w:val="false"/>
+                <w:bCs w:val="false"/>
+                <w:i w:val="false"/>
+                <w:iCs w:val="false"/>
+                <w:color w:val="1A1A1A"/>
+                <w:sz w:val="15"/>
+                <w:szCs w:val="15"/>
+              </w:rPr>
+              <w:t xml:space="preserve">• Dil bilgisi: “keyfe’l-cevvü’l-yevm?” — “el-cevvü bârid”</w:t>
             </w:r>
           </w:p>
         </w:tc>
@@ -17535,47 +17695,47 @@
                 <w:sz w:val="15"/>
                 <w:szCs w:val="15"/>
               </w:rPr>
-              <w:t xml:space="preserve">• Konu: Hava olayları</w:t>
-            </w:r>
-          </w:p>
-          <w:p>
-            <w:pPr>
-              <w:spacing w:after="30" w:line="230"/>
-              <w:ind w:left="130" w:hanging="130"/>
-              <w:jc w:val="left"/>
-            </w:pPr>
-            <w:r>
-              <w:rPr>
-                <w:rFonts w:ascii="Times New Roman" w:cs="Times New Roman" w:eastAsia="Times New Roman" w:hAnsi="Times New Roman"/>
-                <w:b w:val="false"/>
-                <w:bCs w:val="false"/>
-                <w:i w:val="false"/>
-                <w:iCs w:val="false"/>
-                <w:color w:val="1A1A1A"/>
-                <w:sz w:val="15"/>
-                <w:szCs w:val="15"/>
-              </w:rPr>
-              <w:t xml:space="preserve">• Sözcük: matar, selc, riyâh, sehâb, şems, kamer, nücûm, ra‘d, berk</w:t>
-            </w:r>
-          </w:p>
-          <w:p>
-            <w:pPr>
-              <w:spacing w:after="30" w:line="230"/>
-              <w:ind w:left="130" w:hanging="130"/>
-              <w:jc w:val="left"/>
-            </w:pPr>
-            <w:r>
-              <w:rPr>
-                <w:rFonts w:ascii="Times New Roman" w:cs="Times New Roman" w:eastAsia="Times New Roman" w:hAnsi="Times New Roman"/>
-                <w:b w:val="false"/>
-                <w:bCs w:val="false"/>
-                <w:i w:val="false"/>
-                <w:iCs w:val="false"/>
-                <w:color w:val="1A1A1A"/>
-                <w:sz w:val="15"/>
-                <w:szCs w:val="15"/>
-              </w:rPr>
-              <w:t xml:space="preserve">• Dil bilgisi: “es-semâü sâfiye / gāime”</w:t>
+              <w:t xml:space="preserve">• Konu: Hava durumu ifadeleri</w:t>
+            </w:r>
+          </w:p>
+          <w:p>
+            <w:pPr>
+              <w:spacing w:after="30" w:line="230"/>
+              <w:ind w:left="130" w:hanging="130"/>
+              <w:jc w:val="left"/>
+            </w:pPr>
+            <w:r>
+              <w:rPr>
+                <w:rFonts w:ascii="Times New Roman" w:cs="Times New Roman" w:eastAsia="Times New Roman" w:hAnsi="Times New Roman"/>
+                <w:b w:val="false"/>
+                <w:bCs w:val="false"/>
+                <w:i w:val="false"/>
+                <w:iCs w:val="false"/>
+                <w:color w:val="1A1A1A"/>
+                <w:sz w:val="15"/>
+                <w:szCs w:val="15"/>
+              </w:rPr>
+              <w:t xml:space="preserve">• Sözcük: müşmis, mumtir, müslic</w:t>
+            </w:r>
+          </w:p>
+          <w:p>
+            <w:pPr>
+              <w:spacing w:after="30" w:line="230"/>
+              <w:ind w:left="130" w:hanging="130"/>
+              <w:jc w:val="left"/>
+            </w:pPr>
+            <w:r>
+              <w:rPr>
+                <w:rFonts w:ascii="Times New Roman" w:cs="Times New Roman" w:eastAsia="Times New Roman" w:hAnsi="Times New Roman"/>
+                <w:b w:val="false"/>
+                <w:bCs w:val="false"/>
+                <w:i w:val="false"/>
+                <w:iCs w:val="false"/>
+                <w:color w:val="1A1A1A"/>
+                <w:sz w:val="15"/>
+                <w:szCs w:val="15"/>
+              </w:rPr>
+              <w:t xml:space="preserve">• Okuma: Hava durumu tablosunu ve sembollerini okuma</w:t>
             </w:r>
           </w:p>
         </w:tc>
@@ -18097,47 +18257,67 @@
                 <w:sz w:val="15"/>
                 <w:szCs w:val="15"/>
               </w:rPr>
-              <w:t xml:space="preserve">• Konu: Hava durumu bülteni</w:t>
-            </w:r>
-          </w:p>
-          <w:p>
-            <w:pPr>
-              <w:spacing w:after="30" w:line="230"/>
-              <w:ind w:left="130" w:hanging="130"/>
-              <w:jc w:val="left"/>
-            </w:pPr>
-            <w:r>
-              <w:rPr>
-                <w:rFonts w:ascii="Times New Roman" w:cs="Times New Roman" w:eastAsia="Times New Roman" w:hAnsi="Times New Roman"/>
-                <w:b w:val="false"/>
-                <w:bCs w:val="false"/>
-                <w:i w:val="false"/>
-                <w:iCs w:val="false"/>
-                <w:color w:val="1A1A1A"/>
-                <w:sz w:val="15"/>
-                <w:szCs w:val="15"/>
-              </w:rPr>
-              <w:t xml:space="preserve">• Okuma: Hava durumu tablosunu ve sembollerini okuma</w:t>
-            </w:r>
-          </w:p>
-          <w:p>
-            <w:pPr>
-              <w:spacing w:after="30" w:line="230"/>
-              <w:ind w:left="130" w:hanging="130"/>
-              <w:jc w:val="left"/>
-            </w:pPr>
-            <w:r>
-              <w:rPr>
-                <w:rFonts w:ascii="Times New Roman" w:cs="Times New Roman" w:eastAsia="Times New Roman" w:hAnsi="Times New Roman"/>
-                <w:b w:val="false"/>
-                <w:bCs w:val="false"/>
-                <w:i w:val="false"/>
-                <w:iCs w:val="false"/>
-                <w:color w:val="1A1A1A"/>
-                <w:sz w:val="15"/>
-                <w:szCs w:val="15"/>
-              </w:rPr>
-              <w:t xml:space="preserve">• Sözcük: derece, harâra, el-yevm, ğaden, ems</w:t>
+              <w:t xml:space="preserve">• Konu: Zaman zarfları</w:t>
+            </w:r>
+          </w:p>
+          <w:p>
+            <w:pPr>
+              <w:spacing w:after="30" w:line="230"/>
+              <w:ind w:left="130" w:hanging="130"/>
+              <w:jc w:val="left"/>
+            </w:pPr>
+            <w:r>
+              <w:rPr>
+                <w:rFonts w:ascii="Times New Roman" w:cs="Times New Roman" w:eastAsia="Times New Roman" w:hAnsi="Times New Roman"/>
+                <w:b w:val="false"/>
+                <w:bCs w:val="false"/>
+                <w:i w:val="false"/>
+                <w:iCs w:val="false"/>
+                <w:color w:val="1A1A1A"/>
+                <w:sz w:val="15"/>
+                <w:szCs w:val="15"/>
+              </w:rPr>
+              <w:t xml:space="preserve">• Sözcük: leyl, nehâr, el-yevm, gaden</w:t>
+            </w:r>
+          </w:p>
+          <w:p>
+            <w:pPr>
+              <w:spacing w:after="30" w:line="230"/>
+              <w:ind w:left="130" w:hanging="130"/>
+              <w:jc w:val="left"/>
+            </w:pPr>
+            <w:r>
+              <w:rPr>
+                <w:rFonts w:ascii="Times New Roman" w:cs="Times New Roman" w:eastAsia="Times New Roman" w:hAnsi="Times New Roman"/>
+                <w:b w:val="false"/>
+                <w:bCs w:val="false"/>
+                <w:i w:val="false"/>
+                <w:iCs w:val="false"/>
+                <w:color w:val="1A1A1A"/>
+                <w:sz w:val="15"/>
+                <w:szCs w:val="15"/>
+              </w:rPr>
+              <w:t xml:space="preserve">• Dil bilgisi: Hava durumunu gün ve zamanla birleştirme</w:t>
+            </w:r>
+          </w:p>
+          <w:p>
+            <w:pPr>
+              <w:spacing w:after="30" w:line="230"/>
+              <w:ind w:left="130" w:hanging="130"/>
+              <w:jc w:val="left"/>
+            </w:pPr>
+            <w:r>
+              <w:rPr>
+                <w:rFonts w:ascii="Times New Roman" w:cs="Times New Roman" w:eastAsia="Times New Roman" w:hAnsi="Times New Roman"/>
+                <w:b w:val="false"/>
+                <w:bCs w:val="false"/>
+                <w:i w:val="false"/>
+                <w:iCs w:val="false"/>
+                <w:color w:val="1A1A1A"/>
+                <w:sz w:val="15"/>
+                <w:szCs w:val="15"/>
+              </w:rPr>
+              <w:t xml:space="preserve">• Okuma: Haftalık hava durumu takvimini okuma</w:t>
             </w:r>
           </w:p>
         </w:tc>
@@ -18659,47 +18839,67 @@
                 <w:sz w:val="15"/>
                 <w:szCs w:val="15"/>
               </w:rPr>
-              <w:t xml:space="preserve">• Konu: Mevsimler</w:t>
-            </w:r>
-          </w:p>
-          <w:p>
-            <w:pPr>
-              <w:spacing w:after="30" w:line="230"/>
-              <w:ind w:left="130" w:hanging="130"/>
-              <w:jc w:val="left"/>
-            </w:pPr>
-            <w:r>
-              <w:rPr>
-                <w:rFonts w:ascii="Times New Roman" w:cs="Times New Roman" w:eastAsia="Times New Roman" w:hAnsi="Times New Roman"/>
-                <w:b w:val="false"/>
-                <w:bCs w:val="false"/>
-                <w:i w:val="false"/>
-                <w:iCs w:val="false"/>
-                <w:color w:val="1A1A1A"/>
-                <w:sz w:val="15"/>
-                <w:szCs w:val="15"/>
-              </w:rPr>
-              <w:t xml:space="preserve">• Sözcük: fasl, fusûl, er-rabî‘, es-sayf, el-harîf, eş-şitâ</w:t>
-            </w:r>
-          </w:p>
-          <w:p>
-            <w:pPr>
-              <w:spacing w:after="30" w:line="230"/>
-              <w:ind w:left="130" w:hanging="130"/>
-              <w:jc w:val="left"/>
-            </w:pPr>
-            <w:r>
-              <w:rPr>
-                <w:rFonts w:ascii="Times New Roman" w:cs="Times New Roman" w:eastAsia="Times New Roman" w:hAnsi="Times New Roman"/>
-                <w:b w:val="false"/>
-                <w:bCs w:val="false"/>
-                <w:i w:val="false"/>
-                <w:iCs w:val="false"/>
-                <w:color w:val="1A1A1A"/>
-                <w:sz w:val="15"/>
-                <w:szCs w:val="15"/>
-              </w:rPr>
-              <w:t xml:space="preserve">• Dil bilgisi: “fî fasli’s-sayf” yapısı</w:t>
+              <w:t xml:space="preserve">• Konu: Kıyafetlerim (1)</w:t>
+            </w:r>
+          </w:p>
+          <w:p>
+            <w:pPr>
+              <w:spacing w:after="30" w:line="230"/>
+              <w:ind w:left="130" w:hanging="130"/>
+              <w:jc w:val="left"/>
+            </w:pPr>
+            <w:r>
+              <w:rPr>
+                <w:rFonts w:ascii="Times New Roman" w:cs="Times New Roman" w:eastAsia="Times New Roman" w:hAnsi="Times New Roman"/>
+                <w:b w:val="false"/>
+                <w:bCs w:val="false"/>
+                <w:i w:val="false"/>
+                <w:iCs w:val="false"/>
+                <w:color w:val="1A1A1A"/>
+                <w:sz w:val="15"/>
+                <w:szCs w:val="15"/>
+              </w:rPr>
+              <w:t xml:space="preserve">• Sözcük: kamîs, bantalûn, cevreb, hizâ, şibşib</w:t>
+            </w:r>
+          </w:p>
+          <w:p>
+            <w:pPr>
+              <w:spacing w:after="30" w:line="230"/>
+              <w:ind w:left="130" w:hanging="130"/>
+              <w:jc w:val="left"/>
+            </w:pPr>
+            <w:r>
+              <w:rPr>
+                <w:rFonts w:ascii="Times New Roman" w:cs="Times New Roman" w:eastAsia="Times New Roman" w:hAnsi="Times New Roman"/>
+                <w:b w:val="false"/>
+                <w:bCs w:val="false"/>
+                <w:i w:val="false"/>
+                <w:iCs w:val="false"/>
+                <w:color w:val="1A1A1A"/>
+                <w:sz w:val="15"/>
+                <w:szCs w:val="15"/>
+              </w:rPr>
+              <w:t xml:space="preserve">• Dil bilgisi: “ene elbesü…” yapısı</w:t>
+            </w:r>
+          </w:p>
+          <w:p>
+            <w:pPr>
+              <w:spacing w:after="30" w:line="230"/>
+              <w:ind w:left="130" w:hanging="130"/>
+              <w:jc w:val="left"/>
+            </w:pPr>
+            <w:r>
+              <w:rPr>
+                <w:rFonts w:ascii="Times New Roman" w:cs="Times New Roman" w:eastAsia="Times New Roman" w:hAnsi="Times New Roman"/>
+                <w:b w:val="false"/>
+                <w:bCs w:val="false"/>
+                <w:i w:val="false"/>
+                <w:iCs w:val="false"/>
+                <w:color w:val="1A1A1A"/>
+                <w:sz w:val="15"/>
+                <w:szCs w:val="15"/>
+              </w:rPr>
+              <w:t xml:space="preserve">• Okuma: Kıyafet adlarının geçtiği kısa metin</w:t>
             </w:r>
           </w:p>
         </w:tc>
@@ -19201,47 +19401,47 @@
                 <w:sz w:val="15"/>
                 <w:szCs w:val="15"/>
               </w:rPr>
-              <w:t xml:space="preserve">• Konu: Hangi mevsimi seviyorum?</w:t>
-            </w:r>
-          </w:p>
-          <w:p>
-            <w:pPr>
-              <w:spacing w:after="30" w:line="230"/>
-              <w:ind w:left="130" w:hanging="130"/>
-              <w:jc w:val="left"/>
-            </w:pPr>
-            <w:r>
-              <w:rPr>
-                <w:rFonts w:ascii="Times New Roman" w:cs="Times New Roman" w:eastAsia="Times New Roman" w:hAnsi="Times New Roman"/>
-                <w:b w:val="false"/>
-                <w:bCs w:val="false"/>
-                <w:i w:val="false"/>
-                <w:iCs w:val="false"/>
-                <w:color w:val="1A1A1A"/>
-                <w:sz w:val="15"/>
-                <w:szCs w:val="15"/>
-              </w:rPr>
-              <w:t xml:space="preserve">• Dil bilgisi: “uhibbü / lâ uhibbü” ; “li-mâzâ?” — “li-enne…”</w:t>
-            </w:r>
-          </w:p>
-          <w:p>
-            <w:pPr>
-              <w:spacing w:after="30" w:line="230"/>
-              <w:ind w:left="130" w:hanging="130"/>
-              <w:jc w:val="left"/>
-            </w:pPr>
-            <w:r>
-              <w:rPr>
-                <w:rFonts w:ascii="Times New Roman" w:cs="Times New Roman" w:eastAsia="Times New Roman" w:hAnsi="Times New Roman"/>
-                <w:b w:val="false"/>
-                <w:bCs w:val="false"/>
-                <w:i w:val="false"/>
-                <w:iCs w:val="false"/>
-                <w:color w:val="1A1A1A"/>
-                <w:sz w:val="15"/>
-                <w:szCs w:val="15"/>
-              </w:rPr>
-              <w:t xml:space="preserve">• Sözcük: cemîl, mümti‘, tavîl, kasîr</w:t>
+              <w:t xml:space="preserve">• Konu: Kıyafetlerim (2)</w:t>
+            </w:r>
+          </w:p>
+          <w:p>
+            <w:pPr>
+              <w:spacing w:after="30" w:line="230"/>
+              <w:ind w:left="130" w:hanging="130"/>
+              <w:jc w:val="left"/>
+            </w:pPr>
+            <w:r>
+              <w:rPr>
+                <w:rFonts w:ascii="Times New Roman" w:cs="Times New Roman" w:eastAsia="Times New Roman" w:hAnsi="Times New Roman"/>
+                <w:b w:val="false"/>
+                <w:bCs w:val="false"/>
+                <w:i w:val="false"/>
+                <w:iCs w:val="false"/>
+                <w:color w:val="1A1A1A"/>
+                <w:sz w:val="15"/>
+                <w:szCs w:val="15"/>
+              </w:rPr>
+              <w:t xml:space="preserve">• Sözcük: mi‘taf, kubba‘a, tennûre, vişâh, mizalle</w:t>
+            </w:r>
+          </w:p>
+          <w:p>
+            <w:pPr>
+              <w:spacing w:after="30" w:line="230"/>
+              <w:ind w:left="130" w:hanging="130"/>
+              <w:jc w:val="left"/>
+            </w:pPr>
+            <w:r>
+              <w:rPr>
+                <w:rFonts w:ascii="Times New Roman" w:cs="Times New Roman" w:eastAsia="Times New Roman" w:hAnsi="Times New Roman"/>
+                <w:b w:val="false"/>
+                <w:bCs w:val="false"/>
+                <w:i w:val="false"/>
+                <w:iCs w:val="false"/>
+                <w:color w:val="1A1A1A"/>
+                <w:sz w:val="15"/>
+                <w:szCs w:val="15"/>
+              </w:rPr>
+              <w:t xml:space="preserve">• Dil bilgisi: “ene elbesü’l-mi‘taf”, “ene âhuzü’l-mizalle”</w:t>
             </w:r>
           </w:p>
         </w:tc>
@@ -19822,47 +20022,67 @@
                 <w:sz w:val="15"/>
                 <w:szCs w:val="15"/>
               </w:rPr>
-              <w:t xml:space="preserve">• Konu: Bu hafta hava nasıl?</w:t>
-            </w:r>
-          </w:p>
-          <w:p>
-            <w:pPr>
-              <w:spacing w:after="30" w:line="230"/>
-              <w:ind w:left="130" w:hanging="130"/>
-              <w:jc w:val="left"/>
-            </w:pPr>
-            <w:r>
-              <w:rPr>
-                <w:rFonts w:ascii="Times New Roman" w:cs="Times New Roman" w:eastAsia="Times New Roman" w:hAnsi="Times New Roman"/>
-                <w:b w:val="false"/>
-                <w:bCs w:val="false"/>
-                <w:i w:val="false"/>
-                <w:iCs w:val="false"/>
-                <w:color w:val="1A1A1A"/>
-                <w:sz w:val="15"/>
-                <w:szCs w:val="15"/>
-              </w:rPr>
-              <w:t xml:space="preserve">• Dil bilgisi: Haftanın günleriyle hava durumunu birleştirme</w:t>
-            </w:r>
-          </w:p>
-          <w:p>
-            <w:pPr>
-              <w:spacing w:after="30" w:line="230"/>
-              <w:ind w:left="130" w:hanging="130"/>
-              <w:jc w:val="left"/>
-            </w:pPr>
-            <w:r>
-              <w:rPr>
-                <w:rFonts w:ascii="Times New Roman" w:cs="Times New Roman" w:eastAsia="Times New Roman" w:hAnsi="Times New Roman"/>
-                <w:b w:val="false"/>
-                <w:bCs w:val="false"/>
-                <w:i w:val="false"/>
-                <w:iCs w:val="false"/>
-                <w:color w:val="1A1A1A"/>
-                <w:sz w:val="15"/>
-                <w:szCs w:val="15"/>
-              </w:rPr>
-              <w:t xml:space="preserve">• Sözcük: Mevsim ve hava sözcüklerinin bir arada kullanımı</w:t>
+              <w:t xml:space="preserve">• Konu: Renkler (1)</w:t>
+            </w:r>
+          </w:p>
+          <w:p>
+            <w:pPr>
+              <w:spacing w:after="30" w:line="230"/>
+              <w:ind w:left="130" w:hanging="130"/>
+              <w:jc w:val="left"/>
+            </w:pPr>
+            <w:r>
+              <w:rPr>
+                <w:rFonts w:ascii="Times New Roman" w:cs="Times New Roman" w:eastAsia="Times New Roman" w:hAnsi="Times New Roman"/>
+                <w:b w:val="false"/>
+                <w:bCs w:val="false"/>
+                <w:i w:val="false"/>
+                <w:iCs w:val="false"/>
+                <w:color w:val="1A1A1A"/>
+                <w:sz w:val="15"/>
+                <w:szCs w:val="15"/>
+              </w:rPr>
+              <w:t xml:space="preserve">• Sözcük: ahmer / hamrâ, asfer / safrâ, ezrak / zerkâ, ahdar / hadrâ</w:t>
+            </w:r>
+          </w:p>
+          <w:p>
+            <w:pPr>
+              <w:spacing w:after="30" w:line="230"/>
+              <w:ind w:left="130" w:hanging="130"/>
+              <w:jc w:val="left"/>
+            </w:pPr>
+            <w:r>
+              <w:rPr>
+                <w:rFonts w:ascii="Times New Roman" w:cs="Times New Roman" w:eastAsia="Times New Roman" w:hAnsi="Times New Roman"/>
+                <w:b w:val="false"/>
+                <w:bCs w:val="false"/>
+                <w:i w:val="false"/>
+                <w:iCs w:val="false"/>
+                <w:color w:val="1A1A1A"/>
+                <w:sz w:val="15"/>
+                <w:szCs w:val="15"/>
+              </w:rPr>
+              <w:t xml:space="preserve">• Dil bilgisi: “mâ levnü…?” soru kalıbı</w:t>
+            </w:r>
+          </w:p>
+          <w:p>
+            <w:pPr>
+              <w:spacing w:after="30" w:line="230"/>
+              <w:ind w:left="130" w:hanging="130"/>
+              <w:jc w:val="left"/>
+            </w:pPr>
+            <w:r>
+              <w:rPr>
+                <w:rFonts w:ascii="Times New Roman" w:cs="Times New Roman" w:eastAsia="Times New Roman" w:hAnsi="Times New Roman"/>
+                <w:b w:val="false"/>
+                <w:bCs w:val="false"/>
+                <w:i w:val="false"/>
+                <w:iCs w:val="false"/>
+                <w:color w:val="1A1A1A"/>
+                <w:sz w:val="15"/>
+                <w:szCs w:val="15"/>
+              </w:rPr>
+              <w:t xml:space="preserve">• Sesletim: Renk sıfatlarında med ve hemze</w:t>
             </w:r>
           </w:p>
         </w:tc>
@@ -20424,47 +20644,67 @@
                 <w:sz w:val="15"/>
                 <w:szCs w:val="15"/>
               </w:rPr>
-              <w:t xml:space="preserve">• Konu: Hava durumu sunumu</w:t>
-            </w:r>
-          </w:p>
-          <w:p>
-            <w:pPr>
-              <w:spacing w:after="30" w:line="230"/>
-              <w:ind w:left="130" w:hanging="130"/>
-              <w:jc w:val="left"/>
-            </w:pPr>
-            <w:r>
-              <w:rPr>
-                <w:rFonts w:ascii="Times New Roman" w:cs="Times New Roman" w:eastAsia="Times New Roman" w:hAnsi="Times New Roman"/>
-                <w:b w:val="false"/>
-                <w:bCs w:val="false"/>
-                <w:i w:val="false"/>
-                <w:iCs w:val="false"/>
-                <w:color w:val="1A1A1A"/>
-                <w:sz w:val="15"/>
-                <w:szCs w:val="15"/>
-              </w:rPr>
-              <w:t xml:space="preserve">• Yazma: Haftalık hava durumu tablosu hazırlama</w:t>
-            </w:r>
-          </w:p>
-          <w:p>
-            <w:pPr>
-              <w:spacing w:after="30" w:line="230"/>
-              <w:ind w:left="130" w:hanging="130"/>
-              <w:jc w:val="left"/>
-            </w:pPr>
-            <w:r>
-              <w:rPr>
-                <w:rFonts w:ascii="Times New Roman" w:cs="Times New Roman" w:eastAsia="Times New Roman" w:hAnsi="Times New Roman"/>
-                <w:b w:val="false"/>
-                <w:bCs w:val="false"/>
-                <w:i w:val="false"/>
-                <w:iCs w:val="false"/>
-                <w:color w:val="1A1A1A"/>
-                <w:sz w:val="15"/>
-                <w:szCs w:val="15"/>
-              </w:rPr>
-              <w:t xml:space="preserve">• Sözcük: Ünite sözcüklerinin yazımı</w:t>
+              <w:t xml:space="preserve">• Konu: Renkler (2)</w:t>
+            </w:r>
+          </w:p>
+          <w:p>
+            <w:pPr>
+              <w:spacing w:after="30" w:line="230"/>
+              <w:ind w:left="130" w:hanging="130"/>
+              <w:jc w:val="left"/>
+            </w:pPr>
+            <w:r>
+              <w:rPr>
+                <w:rFonts w:ascii="Times New Roman" w:cs="Times New Roman" w:eastAsia="Times New Roman" w:hAnsi="Times New Roman"/>
+                <w:b w:val="false"/>
+                <w:bCs w:val="false"/>
+                <w:i w:val="false"/>
+                <w:iCs w:val="false"/>
+                <w:color w:val="1A1A1A"/>
+                <w:sz w:val="15"/>
+                <w:szCs w:val="15"/>
+              </w:rPr>
+              <w:t xml:space="preserve">• Sözcük: esved / sevdâ, ebyad / beydâ, bunnî, benefsecî, burtukālî, verdî</w:t>
+            </w:r>
+          </w:p>
+          <w:p>
+            <w:pPr>
+              <w:spacing w:after="30" w:line="230"/>
+              <w:ind w:left="130" w:hanging="130"/>
+              <w:jc w:val="left"/>
+            </w:pPr>
+            <w:r>
+              <w:rPr>
+                <w:rFonts w:ascii="Times New Roman" w:cs="Times New Roman" w:eastAsia="Times New Roman" w:hAnsi="Times New Roman"/>
+                <w:b w:val="false"/>
+                <w:bCs w:val="false"/>
+                <w:i w:val="false"/>
+                <w:iCs w:val="false"/>
+                <w:color w:val="1A1A1A"/>
+                <w:sz w:val="15"/>
+                <w:szCs w:val="15"/>
+              </w:rPr>
+              <w:t xml:space="preserve">• Dil bilgisi: Renk-isim uyumu — “levnü kubba‘atî…”</w:t>
+            </w:r>
+          </w:p>
+          <w:p>
+            <w:pPr>
+              <w:spacing w:after="30" w:line="230"/>
+              <w:ind w:left="130" w:hanging="130"/>
+              <w:jc w:val="left"/>
+            </w:pPr>
+            <w:r>
+              <w:rPr>
+                <w:rFonts w:ascii="Times New Roman" w:cs="Times New Roman" w:eastAsia="Times New Roman" w:hAnsi="Times New Roman"/>
+                <w:b w:val="false"/>
+                <w:bCs w:val="false"/>
+                <w:i w:val="false"/>
+                <w:iCs w:val="false"/>
+                <w:color w:val="1A1A1A"/>
+                <w:sz w:val="15"/>
+                <w:szCs w:val="15"/>
+              </w:rPr>
+              <w:t xml:space="preserve">• Sesletim: “levn” kelimesinde vurgu ve uzatma</w:t>
             </w:r>
           </w:p>
         </w:tc>
@@ -21046,47 +21286,47 @@
                 <w:sz w:val="15"/>
                 <w:szCs w:val="15"/>
               </w:rPr>
-              <w:t xml:space="preserve">• Konu: “Bu Hafta Hava Nasıl?” yazma ürünü</w:t>
-            </w:r>
-          </w:p>
-          <w:p>
-            <w:pPr>
-              <w:spacing w:after="30" w:line="230"/>
-              <w:ind w:left="130" w:hanging="130"/>
-              <w:jc w:val="left"/>
-            </w:pPr>
-            <w:r>
-              <w:rPr>
-                <w:rFonts w:ascii="Times New Roman" w:cs="Times New Roman" w:eastAsia="Times New Roman" w:hAnsi="Times New Roman"/>
-                <w:b w:val="false"/>
-                <w:bCs w:val="false"/>
-                <w:i w:val="false"/>
-                <w:iCs w:val="false"/>
-                <w:color w:val="1A1A1A"/>
-                <w:sz w:val="15"/>
-                <w:szCs w:val="15"/>
-              </w:rPr>
-              <w:t xml:space="preserve">• Yazma: 5-6 cümlelik hava durumu metni; ürün dosyasına ekleme</w:t>
-            </w:r>
-          </w:p>
-          <w:p>
-            <w:pPr>
-              <w:spacing w:after="30" w:line="230"/>
-              <w:ind w:left="130" w:hanging="130"/>
-              <w:jc w:val="left"/>
-            </w:pPr>
-            <w:r>
-              <w:rPr>
-                <w:rFonts w:ascii="Times New Roman" w:cs="Times New Roman" w:eastAsia="Times New Roman" w:hAnsi="Times New Roman"/>
-                <w:b w:val="false"/>
-                <w:bCs w:val="false"/>
-                <w:i w:val="false"/>
-                <w:iCs w:val="false"/>
-                <w:color w:val="1A1A1A"/>
-                <w:sz w:val="15"/>
-                <w:szCs w:val="15"/>
-              </w:rPr>
-              <w:t xml:space="preserve">• Değer: Tabiatı gözlemleme; şükür</w:t>
+              <w:t xml:space="preserve">• Konu: Havaya uygun giyiniyorum</w:t>
+            </w:r>
+          </w:p>
+          <w:p>
+            <w:pPr>
+              <w:spacing w:after="30" w:line="230"/>
+              <w:ind w:left="130" w:hanging="130"/>
+              <w:jc w:val="left"/>
+            </w:pPr>
+            <w:r>
+              <w:rPr>
+                <w:rFonts w:ascii="Times New Roman" w:cs="Times New Roman" w:eastAsia="Times New Roman" w:hAnsi="Times New Roman"/>
+                <w:b w:val="false"/>
+                <w:bCs w:val="false"/>
+                <w:i w:val="false"/>
+                <w:iCs w:val="false"/>
+                <w:color w:val="1A1A1A"/>
+                <w:sz w:val="15"/>
+                <w:szCs w:val="15"/>
+              </w:rPr>
+              <w:t xml:space="preserve">• Dil bilgisi: “eyyü levnin tuhibbü / tuhibbîne?” — “uhibbü’l-levne…”</w:t>
+            </w:r>
+          </w:p>
+          <w:p>
+            <w:pPr>
+              <w:spacing w:after="30" w:line="230"/>
+              <w:ind w:left="130" w:hanging="130"/>
+              <w:jc w:val="left"/>
+            </w:pPr>
+            <w:r>
+              <w:rPr>
+                <w:rFonts w:ascii="Times New Roman" w:cs="Times New Roman" w:eastAsia="Times New Roman" w:hAnsi="Times New Roman"/>
+                <w:b w:val="false"/>
+                <w:bCs w:val="false"/>
+                <w:i w:val="false"/>
+                <w:iCs w:val="false"/>
+                <w:color w:val="1A1A1A"/>
+                <w:sz w:val="15"/>
+                <w:szCs w:val="15"/>
+              </w:rPr>
+              <w:t xml:space="preserve">• Yazma: 5-6 cümlelik hava-kıyafet metni; ürün dosyasına ekleme</w:t>
             </w:r>
           </w:p>
         </w:tc>
